--- a/HOW_TO_USE.docx
+++ b/HOW_TO_USE.docx
@@ -3201,7 +3201,7 @@
       <w:r>
         <w:drawing>
           <wp:inline distT="0" distB="0" distL="0" distR="0">
-            <wp:extent cx="5943600" cy="3762375"/>
+            <wp:extent cx="5943600" cy="3962400"/>
             <wp:effectExtent t="0" r="0" b="0" l="0"/>
             <wp:docPr id="1" name="" descr="" title=""/>
             <wp:cNvGraphicFramePr>
@@ -3226,7 +3226,7 @@
                   <pic:spPr bwMode="auto">
                     <a:xfrm>
                       <a:off x="0" y="0"/>
-                      <a:ext cx="5943600" cy="3762375"/>
+                      <a:ext cx="5943600" cy="3962400"/>
                     </a:xfrm>
                     <a:prstGeom prst="rect">
                       <a:avLst/>
@@ -3255,14 +3255,14 @@
           <w:sz w:val="19"/>
           <w:szCs w:val="19"/>
         </w:rPr>
-        <w:t xml:space="preserve">Figure 2.10. The Intervention Design tab with four water interventions switched on.</w:t>
+        <w:t xml:space="preserve">Figure 2.10. The Intervention Design tab.</w:t>
       </w:r>
       <w:r>
         <w:rPr>
           <w:sz w:val="19"/>
           <w:szCs w:val="19"/>
         </w:rPr>
-        <w:t xml:space="preserve"> Each intervention has a checkbox that enables it and a </w:t>
+        <w:t xml:space="preserve"> The investment split sits above the levers, because it governs all of them. Each intervention below has a checkbox that enables it and a </w:t>
       </w:r>
       <w:r>
         <w:rPr>
@@ -3278,7 +3278,7 @@
           <w:sz w:val="19"/>
           <w:szCs w:val="19"/>
         </w:rPr>
-        <w:t xml:space="preserve"> button that opens its parameters. The graph on the right stacks one coloured band per enabled intervention on the blue business-as-usual base, and the buttons above it switch the axis between households and share of population. Interventions left unticked draw no band.</w:t>
+        <w:t xml:space="preserve"> button that opens its parameters. Two graphs sit on the right, safely managed above and basic below, each stacking one coloured band per enabled intervention on its blue business-as-usual base, with buttons to switch the axis between households and share of population.</w:t>
       </w:r>
     </w:p>
     <w:p>
@@ -3288,7 +3288,126 @@
         <w:spacing w:after="130" w:before="260"/>
       </w:pPr>
       <w:r>
-        <w:t xml:space="preserve">2.4.1 Water Supply Interventions</w:t>
+        <w:t xml:space="preserve">2.4.1 Investment split by service level</w:t>
+      </w:r>
+    </w:p>
+    <w:p>
+      <w:pPr>
+        <w:spacing w:after="140" w:line="276"/>
+        <w:jc w:val="left"/>
+      </w:pPr>
+      <w:r>
+        <w:rPr>
+          <w:b/>
+          <w:bCs/>
+        </w:rPr>
+        <w:t xml:space="preserve">This is the first thing to set on the tab, and it is not an intervention.</w:t>
+      </w:r>
+      <w:r>
+        <w:t xml:space="preserve"> It has no checkbox, because it is an assumption about how the sector spends rather than a lever you switch on. It therefore moves the business-as-usual curve as well as the designed scenario.</w:t>
+      </w:r>
+    </w:p>
+    <w:p>
+      <w:pPr>
+        <w:spacing w:after="140" w:line="276"/>
+        <w:jc w:val="left"/>
+      </w:pPr>
+      <w:r>
+        <w:rPr>
+          <w:b/>
+          <w:bCs/>
+        </w:rPr>
+        <w:t xml:space="preserve">What it does.</w:t>
+      </w:r>
+      <w:r>
+        <w:t xml:space="preserve"> Once replacement is funded, the remaining capital is divided between two service levels. The </w:t>
+      </w:r>
+      <w:r>
+        <w:rPr>
+          <w:b/>
+          <w:bCs/>
+        </w:rPr>
+        <w:t xml:space="preserve">safely managed</w:t>
+      </w:r>
+      <w:r>
+        <w:t xml:space="preserve"> share upgrades households from basic and below. The </w:t>
+      </w:r>
+      <w:r>
+        <w:rPr>
+          <w:b/>
+          <w:bCs/>
+        </w:rPr>
+        <w:t xml:space="preserve">basic</w:t>
+      </w:r>
+      <w:r>
+        <w:t xml:space="preserve"> share upgrades households from limited and below. Each share buys households at that level's own unit cost, so a given sum buys more basic connections than safely-managed ones.</w:t>
+      </w:r>
+    </w:p>
+    <w:p>
+      <w:pPr>
+        <w:spacing w:after="140" w:line="276"/>
+        <w:jc w:val="left"/>
+      </w:pPr>
+      <w:r>
+        <w:rPr>
+          <w:b/>
+          <w:bCs/>
+        </w:rPr>
+        <w:t xml:space="preserve">How to set it.</w:t>
+      </w:r>
+      <w:r>
+        <w:t xml:space="preserve"> Type into either percentage field or drag the slider. The pair always totals 100. The default sends everything to safely managed, which reproduces a model that only ever buys the top level.</w:t>
+      </w:r>
+    </w:p>
+    <w:p>
+      <w:pPr>
+        <w:spacing w:after="140" w:line="276"/>
+        <w:jc w:val="left"/>
+      </w:pPr>
+      <w:r>
+        <w:rPr>
+          <w:b/>
+          <w:bCs/>
+        </w:rPr>
+        <w:t xml:space="preserve">What to expect.</w:t>
+      </w:r>
+      <w:r>
+        <w:t xml:space="preserve"> Moving the slider toward basic lowers safely-managed coverage and raises basic coverage. Both gaps are priced, so the financing gap responds to both. There is usually an interior optimum rather than a corner. The sample dataset reaches its lowest total investment need at around a 50/50 split, because pushing further closes the basic gap but reopens the safely-managed one faster than it saves.</w:t>
+      </w:r>
+    </w:p>
+    <w:p>
+      <w:pPr>
+        <w:spacing w:after="140" w:line="276"/>
+        <w:jc w:val="left"/>
+      </w:pPr>
+      <w:r>
+        <w:t xml:space="preserve">Two mechanics worth knowing. Both flows are drawn from the previous year's household counts, so no household climbs two levels and is charged twice in one year. And a share whose source households have run out rolls over to the other level rather than going unspent, so no capital is wasted.</w:t>
+      </w:r>
+    </w:p>
+    <w:p>
+      <w:pPr>
+        <w:spacing w:after="140" w:line="276"/>
+        <w:jc w:val="left"/>
+      </w:pPr>
+      <w:r>
+        <w:rPr>
+          <w:b/>
+          <w:bCs/>
+        </w:rPr>
+        <w:t xml:space="preserve">Set the split before reading anything else on the tab</w:t>
+      </w:r>
+      <w:r>
+        <w:t xml:space="preserve">, since every intervention below is measured on top of it.</w:t>
+      </w:r>
+    </w:p>
+    <w:p>
+      <w:pPr>
+        <w:pStyle w:val="Heading3"/>
+        <w:keepNext/>
+        <w:spacing w:after="130" w:before="260"/>
+      </w:pPr>
+      <w:r>
+        <w:t xml:space="preserve">2.4.2 Water Supply Interventions</w:t>
       </w:r>
     </w:p>
     <w:p>
@@ -3430,7 +3549,17 @@
         <w:t xml:space="preserve">Optimised technology selection.</w:t>
       </w:r>
       <w:r>
-        <w:t xml:space="preserve"> Re-specifies the technology mix used for safely managed connections, which changes the unit cost in a single step from its start year. This one is pre-filled as a no-op, so it produces no effect until the mix is actually changed.</w:t>
+        <w:t xml:space="preserve"> Opens </w:t>
+      </w:r>
+      <w:r>
+        <w:rPr>
+          <w:b/>
+          <w:bCs/>
+        </w:rPr>
+        <w:t xml:space="preserve">two mix editors</w:t>
+      </w:r>
+      <w:r>
+        <w:t xml:space="preserve">, one for safely managed and one for basic, since both levels are purchased. Each re-specifies its mix and changes that level's unit cost in a single step from the start year, and each shows the new cost against the BAU cost with the percentage change. Both are pre-filled as a no-op, so the lever produces no effect until a mix is actually changed.</w:t>
       </w:r>
     </w:p>
     <w:p>
@@ -3490,7 +3619,7 @@
         <w:spacing w:after="130" w:before="260"/>
       </w:pPr>
       <w:r>
-        <w:t xml:space="preserve">2.4.2 Sanitation Interventions</w:t>
+        <w:t xml:space="preserve">2.4.3 Sanitation Interventions</w:t>
       </w:r>
     </w:p>
     <w:p>
@@ -3672,7 +3801,7 @@
         <w:spacing w:after="130" w:before="260"/>
       </w:pPr>
       <w:r>
-        <w:t xml:space="preserve">2.4.3 Custom Interventions</w:t>
+        <w:t xml:space="preserve">2.4.4 Custom Interventions</w:t>
       </w:r>
     </w:p>
     <w:p>
@@ -3750,7 +3879,23 @@
         <w:spacing w:after="130" w:before="260"/>
       </w:pPr>
       <w:r>
-        <w:t xml:space="preserve">2.4.4 How to navigate the graph</w:t>
+        <w:t xml:space="preserve">2.4.5 How to navigate the graphs</w:t>
+      </w:r>
+    </w:p>
+    <w:p>
+      <w:pPr>
+        <w:spacing w:after="140" w:line="276"/>
+        <w:jc w:val="left"/>
+      </w:pPr>
+      <w:r>
+        <w:rPr>
+          <w:b/>
+          <w:bCs/>
+        </w:rPr>
+        <w:t xml:space="preserve">There are two graphs, not one.</w:t>
+      </w:r>
+      <w:r>
+        <w:t xml:space="preserve"> The first covers safely managed service and the second covers basic, because investment can be directed at either. They are built identically and each carries its own unit toggle and exports. Read them together: a split that moves households into basic shows a thinner safely-managed stack and a thicker basic one.</w:t>
       </w:r>
     </w:p>
     <w:p>
@@ -3766,7 +3911,7 @@
         <w:t xml:space="preserve">How the output is produced.</w:t>
       </w:r>
       <w:r>
-        <w:t xml:space="preserve"> The graph runs the calculation once with every intervention off, then once more for each intervention switched on, adding them one at a time. The households each run adds become that intervention's band.</w:t>
+        <w:t xml:space="preserve"> Each graph runs the calculation once with every intervention off, then once more for each intervention switched on, adding them one at a time. The households each run adds become that intervention's band.</w:t>
       </w:r>
     </w:p>
     <w:p>
@@ -3782,7 +3927,7 @@
         <w:t xml:space="preserve">How to read it.</w:t>
       </w:r>
       <w:r>
-        <w:t xml:space="preserve"> The blue base is business-as-usual safely managed coverage. Each colored band stacked on top is the extra households one enabled intervention delivers. The top of the stack is the full designed scenario. A written </w:t>
+        <w:t xml:space="preserve"> The blue base is business-as-usual coverage at that graph's service level. Each colored band stacked on top is the extra households one enabled intervention delivers. The top of the stack is the full designed scenario. A written </w:t>
       </w:r>
       <w:r>
         <w:rPr>

--- a/HOW_TO_USE.docx
+++ b/HOW_TO_USE.docx
@@ -2403,46 +2403,58 @@
       </w:r>
     </w:p>
     <w:p>
-      <w:r>
-        <w:br w:type="page"/>
-      </w:r>
-    </w:p>
-    <w:p>
-      <w:pPr>
-        <w:pStyle w:val="Heading2"/>
+      <w:pPr>
+        <w:pStyle w:val="Heading4"/>
         <w:keepNext/>
         <w:spacing w:after="130" w:before="260"/>
       </w:pPr>
       <w:r>
-        <w:t xml:space="preserve">2.3 BAU</w:t>
-      </w:r>
-    </w:p>
-    <w:p>
-      <w:pPr>
-        <w:spacing w:after="140" w:line="276"/>
-        <w:jc w:val="left"/>
-      </w:pPr>
-      <w:r>
-        <w:t xml:space="preserve">The second tab has the input form on the left and the live business-as-usual charts on the right. The charts redraw as the user types, so this is the tab for testing how sensitive the outlook is to a cost or a technical assumption.</w:t>
-      </w:r>
-    </w:p>
-    <w:p>
-      <w:pPr>
-        <w:spacing w:after="140" w:line="276"/>
-        <w:jc w:val="left"/>
-      </w:pPr>
-      <w:r>
-        <w:t xml:space="preserve">A link note at the top of the form states that these fields are synced with the Data Inputs tab. Editing them here or there is the same thing.</w:t>
-      </w:r>
-    </w:p>
-    <w:p>
-      <w:pPr>
-        <w:pStyle w:val="Heading3"/>
-        <w:keepNext/>
-        <w:spacing w:after="130" w:before="260"/>
-      </w:pPr>
-      <w:r>
-        <w:t xml:space="preserve">2.3.1 Unit Costs &amp; Technical Parameters</w:t>
+        <w:t xml:space="preserve">Investment split by service level</w:t>
+      </w:r>
+    </w:p>
+    <w:p>
+      <w:pPr>
+        <w:spacing w:after="140" w:line="276"/>
+        <w:jc w:val="left"/>
+      </w:pPr>
+      <w:r>
+        <w:t xml:space="preserve">Two further controls sit beneath the budget table, one for water supply and one for sanitation. They are inputs rather than interventions, and they belong here because they drive the business-as-usual projection, not only the designed scenario.</w:t>
+      </w:r>
+    </w:p>
+    <w:p>
+      <w:pPr>
+        <w:spacing w:after="140" w:line="276"/>
+        <w:jc w:val="left"/>
+      </w:pPr>
+      <w:r>
+        <w:rPr>
+          <w:b/>
+          <w:bCs/>
+        </w:rPr>
+        <w:t xml:space="preserve">What they do.</w:t>
+      </w:r>
+      <w:r>
+        <w:t xml:space="preserve"> Once replacement is funded, the remaining capital is divided between two service levels. The </w:t>
+      </w:r>
+      <w:r>
+        <w:rPr>
+          <w:b/>
+          <w:bCs/>
+        </w:rPr>
+        <w:t xml:space="preserve">safely managed</w:t>
+      </w:r>
+      <w:r>
+        <w:t xml:space="preserve"> share upgrades households from basic and below. The </w:t>
+      </w:r>
+      <w:r>
+        <w:rPr>
+          <w:b/>
+          <w:bCs/>
+        </w:rPr>
+        <w:t xml:space="preserve">basic</w:t>
+      </w:r>
+      <w:r>
+        <w:t xml:space="preserve"> share upgrades households from limited and below. Each share buys households at that level's own unit cost, so a given sum buys more basic connections than safely-managed ones.</w:t>
       </w:r>
     </w:p>
     <w:p>
@@ -2458,130 +2470,57 @@
         <w:t xml:space="preserve">Where to find the data.</w:t>
       </w:r>
       <w:r>
-        <w:t xml:space="preserve"> The utility's own service costs and average technology prices are the best source. The WHO/UNICEF JMP service ladders define which technology counts as which service level, and IBNET publishes utility benchmarks where local figures are missing.</w:t>
-      </w:r>
-    </w:p>
-    <w:p>
-      <w:pPr>
-        <w:spacing w:after="140" w:line="276"/>
-        <w:jc w:val="left"/>
-      </w:pPr>
-      <w:r>
-        <w:rPr>
-          <w:b/>
-          <w:bCs/>
-        </w:rPr>
-        <w:t xml:space="preserve">How the data should be entered.</w:t>
-      </w:r>
-      <w:r>
-        <w:t xml:space="preserve"> The capital cost per household is built from </w:t>
-      </w:r>
-      <w:r>
-        <w:rPr>
-          <w:b/>
-          <w:bCs/>
-        </w:rPr>
-        <w:t xml:space="preserve">two technology mixes</w:t>
-      </w:r>
-      <w:r>
-        <w:t xml:space="preserve">, one for safely managed service and one for basic. For each technology, enter its share of the mix and its cost per household. The model uses each table's share-weighted total.</w:t>
-      </w:r>
-    </w:p>
-    <w:p>
-      <w:pPr>
-        <w:spacing w:after="140" w:line="276"/>
-        <w:jc w:val="left"/>
-      </w:pPr>
-      <w:r>
-        <w:t xml:space="preserve">The two sectors behave differently, and the difference confuses new users:</w:t>
-      </w:r>
-    </w:p>
-    <w:p>
-      <w:pPr>
-        <w:pStyle w:val="ListParagraph"/>
-        <w:numPr>
-          <w:ilvl w:val="0"/>
-          <w:numId w:val="1"/>
-        </w:numPr>
-        <w:spacing w:after="80"/>
-      </w:pPr>
-      <w:r>
-        <w:rPr>
-          <w:b/>
-          <w:bCs/>
-        </w:rPr>
-        <w:t xml:space="preserve">For water</w:t>
-      </w:r>
-      <w:r>
-        <w:t xml:space="preserve">, the two rungs use </w:t>
-      </w:r>
-      <w:r>
-        <w:rPr>
-          <w:b/>
-          <w:bCs/>
-        </w:rPr>
-        <w:t xml:space="preserve">different</w:t>
-      </w:r>
-      <w:r>
-        <w:t xml:space="preserve"> technologies. Safely managed comes from on-premises improved sources that are available when needed and free from contamination. Basic comes from shared or communal supplies such as a public standpipe or a water kiosk.</w:t>
-      </w:r>
-    </w:p>
-    <w:p>
-      <w:pPr>
-        <w:pStyle w:val="ListParagraph"/>
-        <w:numPr>
-          <w:ilvl w:val="0"/>
-          <w:numId w:val="1"/>
-        </w:numPr>
-        <w:spacing w:after="80"/>
-      </w:pPr>
-      <w:r>
-        <w:rPr>
-          <w:b/>
-          <w:bCs/>
-        </w:rPr>
-        <w:t xml:space="preserve">For sanitation</w:t>
-      </w:r>
-      <w:r>
-        <w:t xml:space="preserve">, both tables list the </w:t>
-      </w:r>
-      <w:r>
-        <w:rPr>
-          <w:b/>
-          <w:bCs/>
-        </w:rPr>
-        <w:t xml:space="preserve">same</w:t>
-      </w:r>
-      <w:r>
-        <w:t xml:space="preserve"> technologies. The service level is set by service attributes, namely sharing, emptying, and treatment, rather than by the hardware. An identical flush-to-septic-tank toilet is limited if shared, basic if emptied but discharged locally, and safely managed if contained or emptied and treated off site. Raise the safely-managed table to reflect containment, safe emptying, and off-site treatment.</w:t>
-      </w:r>
-    </w:p>
-    <w:p>
-      <w:pPr>
-        <w:spacing w:after="140" w:line="276"/>
-        <w:jc w:val="left"/>
-      </w:pPr>
-      <w:r>
-        <w:t xml:space="preserve">Enter costs as </w:t>
-      </w:r>
-      <w:r>
-        <w:rPr>
-          <w:b/>
-          <w:bCs/>
-        </w:rPr>
-        <w:t xml:space="preserve">nominal</w:t>
-      </w:r>
-      <w:r>
-        <w:t xml:space="preserve"> prices for the price-index year. The model converts them to real terms using the index.</w:t>
-      </w:r>
-    </w:p>
-    <w:p>
-      <w:pPr>
-        <w:spacing w:after="140" w:line="276"/>
-        <w:jc w:val="left"/>
-      </w:pPr>
-      <w:r>
-        <w:t xml:space="preserve">The technical parameters below the tables feed the calculation directly. The asset useful life drives the replacement capital charge. The non-household share scales total capital above household capital, since the network also serves businesses and institutions.</w:t>
+        <w:t xml:space="preserve"> This is a policy choice rather than a statistic. It should reflect how the sector actually intends to spend, which is usually set out in a national WASH strategy or an investment plan. Leave the default wherever no such split is stated.</w:t>
+      </w:r>
+    </w:p>
+    <w:p>
+      <w:pPr>
+        <w:spacing w:after="140" w:line="276"/>
+        <w:jc w:val="left"/>
+      </w:pPr>
+      <w:r>
+        <w:rPr>
+          <w:b/>
+          <w:bCs/>
+        </w:rPr>
+        <w:t xml:space="preserve">How to enter it.</w:t>
+      </w:r>
+      <w:r>
+        <w:t xml:space="preserve"> Type into either percentage field or drag the slider. The pair always totals 100. The default sends everything to safely managed, which reproduces a model that only ever buys the top level.</w:t>
+      </w:r>
+    </w:p>
+    <w:p>
+      <w:pPr>
+        <w:spacing w:after="140" w:line="276"/>
+        <w:jc w:val="left"/>
+      </w:pPr>
+      <w:r>
+        <w:rPr>
+          <w:b/>
+          <w:bCs/>
+        </w:rPr>
+        <w:t xml:space="preserve">What to expect.</w:t>
+      </w:r>
+      <w:r>
+        <w:t xml:space="preserve"> Moving the slider toward basic lowers safely-managed coverage and raises basic coverage on every chart in the tool, including the BAU tab. Both gaps are priced, so the financing gap responds to both. There is usually an interior optimum rather than a corner. The sample dataset reaches its lowest total investment need at around a 50/50 split, because pushing further closes the basic gap but reopens the safely-managed one faster than it saves.</w:t>
+      </w:r>
+    </w:p>
+    <w:p>
+      <w:pPr>
+        <w:spacing w:after="140" w:line="276"/>
+        <w:jc w:val="left"/>
+      </w:pPr>
+      <w:r>
+        <w:t xml:space="preserve">Two mechanics worth knowing. Both flows are drawn from the previous year's household counts, so no household climbs two levels and is charged twice in one year. And a share whose source households have run out rolls over to the other level rather than going unspent, so no capital is wasted.</w:t>
+      </w:r>
+    </w:p>
+    <w:p>
+      <w:pPr>
+        <w:spacing w:after="140" w:line="276"/>
+        <w:jc w:val="left"/>
+      </w:pPr>
+      <w:r>
+        <w:t xml:space="preserve">A split that is not 100 percent safely managed only makes sense against targets that carry a real basic share. Under a 100 percent safely-managed target there is nothing for basic investment to aim at, so any move away from the default will read as pure loss.</w:t>
       </w:r>
     </w:p>
     <w:p>
@@ -2593,7 +2532,7 @@
       <w:r>
         <w:drawing>
           <wp:inline distT="0" distB="0" distL="0" distR="0">
-            <wp:extent cx="5943600" cy="3762375"/>
+            <wp:extent cx="5943600" cy="3086100"/>
             <wp:effectExtent t="0" r="0" b="0" l="0"/>
             <wp:docPr id="1" name="" descr="" title=""/>
             <wp:cNvGraphicFramePr>
@@ -2618,7 +2557,7 @@
                   <pic:spPr bwMode="auto">
                     <a:xfrm>
                       <a:off x="0" y="0"/>
-                      <a:ext cx="5943600" cy="3762375"/>
+                      <a:ext cx="5943600" cy="3086100"/>
                     </a:xfrm>
                     <a:prstGeom prst="rect">
                       <a:avLst/>
@@ -2647,14 +2586,47 @@
           <w:sz w:val="19"/>
           <w:szCs w:val="19"/>
         </w:rPr>
-        <w:t xml:space="preserve">Figure 2.8. The two technology mixes that set the cost of a connection.</w:t>
+        <w:t xml:space="preserve">Figure 2.8. The investment split, beneath the budget table.</w:t>
       </w:r>
       <w:r>
         <w:rPr>
           <w:sz w:val="19"/>
           <w:szCs w:val="19"/>
         </w:rPr>
-        <w:t xml:space="preserve"> The safely-managed mix and the basic mix are entered separately, each as a set of technologies with a share and a cost per household. The weighted total of each table is the unit cost the model uses.</w:t>
+        <w:t xml:space="preserve"> One control per sector. Each pair of percentage fields always totals 100, and the slider moves both at once. The default of 100 percent safely managed reproduces a model that only ever buys the top service level.</w:t>
+      </w:r>
+    </w:p>
+    <w:p>
+      <w:r>
+        <w:br w:type="page"/>
+      </w:r>
+    </w:p>
+    <w:p>
+      <w:pPr>
+        <w:pStyle w:val="Heading2"/>
+        <w:keepNext/>
+        <w:spacing w:after="130" w:before="260"/>
+      </w:pPr>
+      <w:r>
+        <w:t xml:space="preserve">2.3 BAU</w:t>
+      </w:r>
+    </w:p>
+    <w:p>
+      <w:pPr>
+        <w:spacing w:after="140" w:line="276"/>
+        <w:jc w:val="left"/>
+      </w:pPr>
+      <w:r>
+        <w:t xml:space="preserve">The second tab has the input form on the left and the live business-as-usual charts on the right. The charts redraw as the user types, so this is the tab for testing how sensitive the outlook is to a cost or a technical assumption.</w:t>
+      </w:r>
+    </w:p>
+    <w:p>
+      <w:pPr>
+        <w:spacing w:after="140" w:line="276"/>
+        <w:jc w:val="left"/>
+      </w:pPr>
+      <w:r>
+        <w:t xml:space="preserve">A link note at the top of the form states that these fields are synced with the Data Inputs tab. Editing them here or there is the same thing.</w:t>
       </w:r>
     </w:p>
     <w:p>
@@ -2664,111 +2636,58 @@
         <w:spacing w:after="130" w:before="260"/>
       </w:pPr>
       <w:r>
-        <w:t xml:space="preserve">2.3.2 How to read the BAU graph</w:t>
-      </w:r>
-    </w:p>
-    <w:p>
-      <w:pPr>
-        <w:spacing w:after="140" w:line="276"/>
-        <w:jc w:val="left"/>
-      </w:pPr>
-      <w:r>
-        <w:rPr>
-          <w:b/>
-          <w:bCs/>
-        </w:rPr>
-        <w:t xml:space="preserve">How the output is produced.</w:t>
-      </w:r>
-      <w:r>
-        <w:t xml:space="preserve"> The chart is drawn by the live calculation engine from the inputs on tabs 1 and 2. Nothing on this tab needs to be run or refreshed.</w:t>
-      </w:r>
-    </w:p>
-    <w:p>
-      <w:pPr>
-        <w:spacing w:after="140" w:line="276"/>
-        <w:jc w:val="left"/>
-      </w:pPr>
-      <w:r>
-        <w:rPr>
-          <w:b/>
-          <w:bCs/>
-        </w:rPr>
-        <w:t xml:space="preserve">Choosing what is shown.</w:t>
-      </w:r>
-      <w:r>
-        <w:t xml:space="preserve"> The </w:t>
-      </w:r>
-      <w:r>
-        <w:rPr>
-          <w:b/>
-          <w:bCs/>
-        </w:rPr>
-        <w:t xml:space="preserve">View</w:t>
-      </w:r>
-      <w:r>
-        <w:t xml:space="preserve"> selector above the chart switches between </w:t>
-      </w:r>
-      <w:r>
-        <w:rPr>
-          <w:b/>
-          <w:bCs/>
-        </w:rPr>
-        <w:t xml:space="preserve">National (Urban + Rural)</w:t>
-      </w:r>
-      <w:r>
-        <w:t xml:space="preserve">, </w:t>
-      </w:r>
-      <w:r>
-        <w:rPr>
-          <w:b/>
-          <w:bCs/>
-        </w:rPr>
-        <w:t xml:space="preserve">Urban</w:t>
-      </w:r>
-      <w:r>
-        <w:t xml:space="preserve">, and </w:t>
-      </w:r>
-      <w:r>
-        <w:rPr>
-          <w:b/>
-          <w:bCs/>
-        </w:rPr>
-        <w:t xml:space="preserve">Rural</w:t>
-      </w:r>
-      <w:r>
-        <w:t xml:space="preserve">. The chart title and the subtitle state which is being shown and confirm that national is the sum of the two areas.</w:t>
-      </w:r>
-    </w:p>
-    <w:p>
-      <w:pPr>
-        <w:spacing w:after="140" w:line="276"/>
-        <w:jc w:val="left"/>
-      </w:pPr>
-      <w:r>
-        <w:rPr>
-          <w:b/>
-          <w:bCs/>
-        </w:rPr>
-        <w:t xml:space="preserve">The written summary.</w:t>
-      </w:r>
-      <w:r>
-        <w:t xml:space="preserve"> A sentence directly under the title states the result in words. For the default dataset it reads: under business as usual, safely managed water supply reaches 40.1 percent of the population by 2040 against a target of 100 percent, a shortfall of 1.8 million households, with an annual financing gap at 2040 of 254 billion NPR. This sentence is generated from the same numbers as the chart and is the fastest way to read the result.</w:t>
-      </w:r>
-    </w:p>
-    <w:p>
-      <w:pPr>
-        <w:spacing w:after="140" w:line="276"/>
-        <w:jc w:val="left"/>
-      </w:pPr>
-      <w:r>
-        <w:rPr>
-          <w:b/>
-          <w:bCs/>
-        </w:rPr>
-        <w:t xml:space="preserve">Graph elements.</w:t>
-      </w:r>
-      <w:r>
-        <w:t xml:space="preserve"> Four things are drawn:</w:t>
+        <w:t xml:space="preserve">2.3.1 Unit Costs &amp; Technical Parameters</w:t>
+      </w:r>
+    </w:p>
+    <w:p>
+      <w:pPr>
+        <w:spacing w:after="140" w:line="276"/>
+        <w:jc w:val="left"/>
+      </w:pPr>
+      <w:r>
+        <w:rPr>
+          <w:b/>
+          <w:bCs/>
+        </w:rPr>
+        <w:t xml:space="preserve">Where to find the data.</w:t>
+      </w:r>
+      <w:r>
+        <w:t xml:space="preserve"> The utility's own service costs and average technology prices are the best source. The WHO/UNICEF JMP service ladders define which technology counts as which service level, and IBNET publishes utility benchmarks where local figures are missing.</w:t>
+      </w:r>
+    </w:p>
+    <w:p>
+      <w:pPr>
+        <w:spacing w:after="140" w:line="276"/>
+        <w:jc w:val="left"/>
+      </w:pPr>
+      <w:r>
+        <w:rPr>
+          <w:b/>
+          <w:bCs/>
+        </w:rPr>
+        <w:t xml:space="preserve">How the data should be entered.</w:t>
+      </w:r>
+      <w:r>
+        <w:t xml:space="preserve"> The capital cost per household is built from </w:t>
+      </w:r>
+      <w:r>
+        <w:rPr>
+          <w:b/>
+          <w:bCs/>
+        </w:rPr>
+        <w:t xml:space="preserve">two technology mixes</w:t>
+      </w:r>
+      <w:r>
+        <w:t xml:space="preserve">, one for safely managed service and one for basic. For each technology, enter its share of the mix and its cost per household. The model uses each table's share-weighted total.</w:t>
+      </w:r>
+    </w:p>
+    <w:p>
+      <w:pPr>
+        <w:spacing w:after="140" w:line="276"/>
+        <w:jc w:val="left"/>
+      </w:pPr>
+      <w:r>
+        <w:t xml:space="preserve">The two sectors behave differently, and the difference confuses new users:</w:t>
       </w:r>
     </w:p>
     <w:p>
@@ -2785,10 +2704,20 @@
           <w:b/>
           <w:bCs/>
         </w:rPr>
-        <w:t xml:space="preserve">Households with safely managed (BAU)</w:t>
-      </w:r>
-      <w:r>
-        <w:t xml:space="preserve"> is the projection on current budgets and current performance.</w:t>
+        <w:t xml:space="preserve">For water</w:t>
+      </w:r>
+      <w:r>
+        <w:t xml:space="preserve">, the two rungs use </w:t>
+      </w:r>
+      <w:r>
+        <w:rPr>
+          <w:b/>
+          <w:bCs/>
+        </w:rPr>
+        <w:t xml:space="preserve">different</w:t>
+      </w:r>
+      <w:r>
+        <w:t xml:space="preserve"> technologies. Safely managed comes from on-premises improved sources that are available when needed and free from contamination. Basic comes from shared or communal supplies such as a public standpipe or a water kiosk.</w:t>
       </w:r>
     </w:p>
     <w:p>
@@ -2805,178 +2734,48 @@
           <w:b/>
           <w:bCs/>
         </w:rPr>
-        <w:t xml:space="preserve">Target (safely managed)</w:t>
-      </w:r>
-      <w:r>
-        <w:t xml:space="preserve"> is the path implied by the target columns entered in section 3.</w:t>
-      </w:r>
-    </w:p>
-    <w:p>
-      <w:pPr>
-        <w:pStyle w:val="ListParagraph"/>
-        <w:numPr>
-          <w:ilvl w:val="0"/>
-          <w:numId w:val="1"/>
-        </w:numPr>
-        <w:spacing w:after="80"/>
-      </w:pPr>
-      <w:r>
-        <w:rPr>
-          <w:b/>
-          <w:bCs/>
-        </w:rPr>
-        <w:t xml:space="preserve">Total households</w:t>
-      </w:r>
-      <w:r>
-        <w:t xml:space="preserve"> is the ceiling, the whole population of the area.</w:t>
-      </w:r>
-    </w:p>
-    <w:p>
-      <w:pPr>
-        <w:pStyle w:val="ListParagraph"/>
-        <w:numPr>
-          <w:ilvl w:val="0"/>
-          <w:numId w:val="1"/>
-        </w:numPr>
-        <w:spacing w:after="80"/>
-      </w:pPr>
-      <w:r>
-        <w:rPr>
-          <w:b/>
-          <w:bCs/>
-        </w:rPr>
-        <w:t xml:space="preserve">🎯 target call-outs</w:t>
-      </w:r>
-      <w:r>
-        <w:t xml:space="preserve"> are boxes pinned to each target year, giving target coverage, BAU coverage, and the service gap between them.</w:t>
-      </w:r>
-    </w:p>
-    <w:p>
-      <w:pPr>
-        <w:spacing w:after="140" w:line="276"/>
-        <w:jc w:val="left"/>
-      </w:pPr>
-      <w:r>
-        <w:rPr>
-          <w:b/>
-          <w:bCs/>
-        </w:rPr>
-        <w:t xml:space="preserve">How that compares to the target.</w:t>
-      </w:r>
-      <w:r>
-        <w:t xml:space="preserve"> Read the vertical distance between the BAU line and the target line at a target year. That distance is the service gap, and the call-out states it in households. A separate badge in the corner of the chart gives the financing gap for the final year, which is what that distance costs.</w:t>
-      </w:r>
-    </w:p>
-    <w:p>
-      <w:pPr>
-        <w:spacing w:after="140" w:line="276"/>
-        <w:jc w:val="left"/>
-      </w:pPr>
-      <w:r>
-        <w:rPr>
-          <w:b/>
-          <w:bCs/>
-        </w:rPr>
-        <w:t xml:space="preserve">Controls.</w:t>
-      </w:r>
-      <w:r>
-        <w:t xml:space="preserve"> Switch the y-axis between </w:t>
-      </w:r>
-      <w:r>
-        <w:rPr>
-          <w:b/>
-          <w:bCs/>
-        </w:rPr>
-        <w:t xml:space="preserve"># Households</w:t>
-      </w:r>
-      <w:r>
-        <w:t xml:space="preserve"> and </w:t>
-      </w:r>
-      <w:r>
-        <w:rPr>
-          <w:b/>
-          <w:bCs/>
-        </w:rPr>
-        <w:t xml:space="preserve">% of population</w:t>
-      </w:r>
-      <w:r>
-        <w:t xml:space="preserve">. Turn </w:t>
-      </w:r>
-      <w:r>
-        <w:rPr>
-          <w:b/>
-          <w:bCs/>
-        </w:rPr>
-        <w:t xml:space="preserve">Data points</w:t>
-      </w:r>
-      <w:r>
-        <w:t xml:space="preserve"> on or off. Use </w:t>
-      </w:r>
-      <w:r>
-        <w:rPr>
-          <w:b/>
-          <w:bCs/>
-        </w:rPr>
-        <w:t xml:space="preserve">🎯 Targets shown</w:t>
-      </w:r>
-      <w:r>
-        <w:t xml:space="preserve"> to choose which call-outs are drawn. Close a call-out with its </w:t>
-      </w:r>
-      <w:r>
-        <w:rPr>
-          <w:b/>
-          <w:bCs/>
-        </w:rPr>
-        <w:t xml:space="preserve">✕</w:t>
-      </w:r>
-      <w:r>
-        <w:t xml:space="preserve"> and reopen it by clicking its marker. Export the chart with </w:t>
-      </w:r>
-      <w:r>
-        <w:rPr>
-          <w:b/>
-          <w:bCs/>
-        </w:rPr>
-        <w:t xml:space="preserve">⤓ PNG</w:t>
-      </w:r>
-      <w:r>
-        <w:t xml:space="preserve">, </w:t>
-      </w:r>
-      <w:r>
-        <w:rPr>
-          <w:b/>
-          <w:bCs/>
-        </w:rPr>
-        <w:t xml:space="preserve">⤓ JPG</w:t>
-      </w:r>
-      <w:r>
-        <w:t xml:space="preserve">, or </w:t>
-      </w:r>
-      <w:r>
-        <w:rPr>
-          <w:b/>
-          <w:bCs/>
-        </w:rPr>
-        <w:t xml:space="preserve">⤓ Excel</w:t>
-      </w:r>
-      <w:r>
-        <w:t xml:space="preserve">.</w:t>
-      </w:r>
-    </w:p>
-    <w:p>
-      <w:pPr>
-        <w:spacing w:after="140" w:line="276"/>
-        <w:jc w:val="left"/>
-      </w:pPr>
-      <w:r>
-        <w:rPr>
-          <w:b/>
-          <w:bCs/>
-        </w:rPr>
-        <w:t xml:space="preserve">Two charts, not one.</w:t>
-      </w:r>
-      <w:r>
-        <w:t xml:space="preserve"> The safely managed chart is followed by a second chart for basic service, built the same way. Basic coverage often runs above its target, in which case the service gap is zero and the model reports no cost.</w:t>
+        <w:t xml:space="preserve">For sanitation</w:t>
+      </w:r>
+      <w:r>
+        <w:t xml:space="preserve">, both tables list the </w:t>
+      </w:r>
+      <w:r>
+        <w:rPr>
+          <w:b/>
+          <w:bCs/>
+        </w:rPr>
+        <w:t xml:space="preserve">same</w:t>
+      </w:r>
+      <w:r>
+        <w:t xml:space="preserve"> technologies. The service level is set by service attributes, namely sharing, emptying, and treatment, rather than by the hardware. An identical flush-to-septic-tank toilet is limited if shared, basic if emptied but discharged locally, and safely managed if contained or emptied and treated off site. Raise the safely-managed table to reflect containment, safe emptying, and off-site treatment.</w:t>
+      </w:r>
+    </w:p>
+    <w:p>
+      <w:pPr>
+        <w:spacing w:after="140" w:line="276"/>
+        <w:jc w:val="left"/>
+      </w:pPr>
+      <w:r>
+        <w:t xml:space="preserve">Enter costs as </w:t>
+      </w:r>
+      <w:r>
+        <w:rPr>
+          <w:b/>
+          <w:bCs/>
+        </w:rPr>
+        <w:t xml:space="preserve">nominal</w:t>
+      </w:r>
+      <w:r>
+        <w:t xml:space="preserve"> prices for the price-index year. The model converts them to real terms using the index.</w:t>
+      </w:r>
+    </w:p>
+    <w:p>
+      <w:pPr>
+        <w:spacing w:after="140" w:line="276"/>
+        <w:jc w:val="left"/>
+      </w:pPr>
+      <w:r>
+        <w:t xml:space="preserve">The technical parameters below the tables feed the calculation directly. The asset useful life drives the replacement capital charge. The non-household share scales total capital above household capital, since the network also serves businesses and institutions.</w:t>
       </w:r>
     </w:p>
     <w:p>
@@ -3042,14 +2841,14 @@
           <w:sz w:val="19"/>
           <w:szCs w:val="19"/>
         </w:rPr>
-        <w:t xml:space="preserve">Figure 2.9. The business-as-usual chart, read against the target.</w:t>
+        <w:t xml:space="preserve">Figure 2.9. The two technology mixes that set the cost of a connection.</w:t>
       </w:r>
       <w:r>
         <w:rPr>
           <w:sz w:val="19"/>
           <w:szCs w:val="19"/>
         </w:rPr>
-        <w:t xml:space="preserve"> The blue area is coverage on current budgets. The green line is the target path, and the grey dashed line is the total population. The distance between blue and green at a target year is the service gap, which each 🎯 call-out states in households. The red badge gives what that gap costs in the final year. The summary above the chart says the same thing in a sentence, and the table below gives the figures year by year.</w:t>
+        <w:t xml:space="preserve"> The safely-managed mix and the basic mix are entered separately, each as a set of technologies with a share and a cost per household. The weighted total of each table is the unit cost the model uses.</w:t>
       </w:r>
     </w:p>
     <w:p>
@@ -3059,26 +2858,293 @@
         <w:spacing w:after="130" w:before="260"/>
       </w:pPr>
       <w:r>
-        <w:t xml:space="preserve">2.3.3 Forecast data (per year)</w:t>
-      </w:r>
-    </w:p>
-    <w:p>
-      <w:pPr>
-        <w:spacing w:after="140" w:line="276"/>
-        <w:jc w:val="left"/>
-      </w:pPr>
-      <w:r>
-        <w:t xml:space="preserve">Below each chart is the same result as a table, year by year: total households, safely managed under BAU, the target, the service gap, and the annual financing gap. Export it with </w:t>
-      </w:r>
-      <w:r>
-        <w:rPr>
-          <w:b/>
-          <w:bCs/>
-        </w:rPr>
-        <w:t xml:space="preserve">⤓ CSV</w:t>
-      </w:r>
-      <w:r>
-        <w:t xml:space="preserve"> or </w:t>
+        <w:t xml:space="preserve">2.3.2 How to read the BAU graph</w:t>
+      </w:r>
+    </w:p>
+    <w:p>
+      <w:pPr>
+        <w:spacing w:after="140" w:line="276"/>
+        <w:jc w:val="left"/>
+      </w:pPr>
+      <w:r>
+        <w:rPr>
+          <w:b/>
+          <w:bCs/>
+        </w:rPr>
+        <w:t xml:space="preserve">How the output is produced.</w:t>
+      </w:r>
+      <w:r>
+        <w:t xml:space="preserve"> The chart is drawn by the live calculation engine from the inputs on tabs 1 and 2. Nothing on this tab needs to be run or refreshed.</w:t>
+      </w:r>
+    </w:p>
+    <w:p>
+      <w:pPr>
+        <w:spacing w:after="140" w:line="276"/>
+        <w:jc w:val="left"/>
+      </w:pPr>
+      <w:r>
+        <w:rPr>
+          <w:b/>
+          <w:bCs/>
+        </w:rPr>
+        <w:t xml:space="preserve">Choosing what is shown.</w:t>
+      </w:r>
+      <w:r>
+        <w:t xml:space="preserve"> The </w:t>
+      </w:r>
+      <w:r>
+        <w:rPr>
+          <w:b/>
+          <w:bCs/>
+        </w:rPr>
+        <w:t xml:space="preserve">View</w:t>
+      </w:r>
+      <w:r>
+        <w:t xml:space="preserve"> selector above the chart switches between </w:t>
+      </w:r>
+      <w:r>
+        <w:rPr>
+          <w:b/>
+          <w:bCs/>
+        </w:rPr>
+        <w:t xml:space="preserve">National (Urban + Rural)</w:t>
+      </w:r>
+      <w:r>
+        <w:t xml:space="preserve">, </w:t>
+      </w:r>
+      <w:r>
+        <w:rPr>
+          <w:b/>
+          <w:bCs/>
+        </w:rPr>
+        <w:t xml:space="preserve">Urban</w:t>
+      </w:r>
+      <w:r>
+        <w:t xml:space="preserve">, and </w:t>
+      </w:r>
+      <w:r>
+        <w:rPr>
+          <w:b/>
+          <w:bCs/>
+        </w:rPr>
+        <w:t xml:space="preserve">Rural</w:t>
+      </w:r>
+      <w:r>
+        <w:t xml:space="preserve">. The chart title and the subtitle state which is being shown and confirm that national is the sum of the two areas.</w:t>
+      </w:r>
+    </w:p>
+    <w:p>
+      <w:pPr>
+        <w:spacing w:after="140" w:line="276"/>
+        <w:jc w:val="left"/>
+      </w:pPr>
+      <w:r>
+        <w:rPr>
+          <w:b/>
+          <w:bCs/>
+        </w:rPr>
+        <w:t xml:space="preserve">The written summary.</w:t>
+      </w:r>
+      <w:r>
+        <w:t xml:space="preserve"> A sentence directly under the title states the result in words. For the default dataset it reads: under business as usual, safely managed water supply reaches 40.1 percent of the population by 2040 against a target of 100 percent, a shortfall of 1.8 million households, with an annual financing gap at 2040 of 254 billion NPR. This sentence is generated from the same numbers as the chart and is the fastest way to read the result.</w:t>
+      </w:r>
+    </w:p>
+    <w:p>
+      <w:pPr>
+        <w:spacing w:after="140" w:line="276"/>
+        <w:jc w:val="left"/>
+      </w:pPr>
+      <w:r>
+        <w:rPr>
+          <w:b/>
+          <w:bCs/>
+        </w:rPr>
+        <w:t xml:space="preserve">Graph elements.</w:t>
+      </w:r>
+      <w:r>
+        <w:t xml:space="preserve"> Four things are drawn:</w:t>
+      </w:r>
+    </w:p>
+    <w:p>
+      <w:pPr>
+        <w:pStyle w:val="ListParagraph"/>
+        <w:numPr>
+          <w:ilvl w:val="0"/>
+          <w:numId w:val="1"/>
+        </w:numPr>
+        <w:spacing w:after="80"/>
+      </w:pPr>
+      <w:r>
+        <w:rPr>
+          <w:b/>
+          <w:bCs/>
+        </w:rPr>
+        <w:t xml:space="preserve">Households with safely managed (BAU)</w:t>
+      </w:r>
+      <w:r>
+        <w:t xml:space="preserve"> is the projection on current budgets and current performance.</w:t>
+      </w:r>
+    </w:p>
+    <w:p>
+      <w:pPr>
+        <w:pStyle w:val="ListParagraph"/>
+        <w:numPr>
+          <w:ilvl w:val="0"/>
+          <w:numId w:val="1"/>
+        </w:numPr>
+        <w:spacing w:after="80"/>
+      </w:pPr>
+      <w:r>
+        <w:rPr>
+          <w:b/>
+          <w:bCs/>
+        </w:rPr>
+        <w:t xml:space="preserve">Target (safely managed)</w:t>
+      </w:r>
+      <w:r>
+        <w:t xml:space="preserve"> is the path implied by the target columns entered in section 3.</w:t>
+      </w:r>
+    </w:p>
+    <w:p>
+      <w:pPr>
+        <w:pStyle w:val="ListParagraph"/>
+        <w:numPr>
+          <w:ilvl w:val="0"/>
+          <w:numId w:val="1"/>
+        </w:numPr>
+        <w:spacing w:after="80"/>
+      </w:pPr>
+      <w:r>
+        <w:rPr>
+          <w:b/>
+          <w:bCs/>
+        </w:rPr>
+        <w:t xml:space="preserve">Total households</w:t>
+      </w:r>
+      <w:r>
+        <w:t xml:space="preserve"> is the ceiling, the whole population of the area.</w:t>
+      </w:r>
+    </w:p>
+    <w:p>
+      <w:pPr>
+        <w:pStyle w:val="ListParagraph"/>
+        <w:numPr>
+          <w:ilvl w:val="0"/>
+          <w:numId w:val="1"/>
+        </w:numPr>
+        <w:spacing w:after="80"/>
+      </w:pPr>
+      <w:r>
+        <w:rPr>
+          <w:b/>
+          <w:bCs/>
+        </w:rPr>
+        <w:t xml:space="preserve">🎯 target call-outs</w:t>
+      </w:r>
+      <w:r>
+        <w:t xml:space="preserve"> are boxes pinned to each target year, giving target coverage, BAU coverage, and the service gap between them.</w:t>
+      </w:r>
+    </w:p>
+    <w:p>
+      <w:pPr>
+        <w:spacing w:after="140" w:line="276"/>
+        <w:jc w:val="left"/>
+      </w:pPr>
+      <w:r>
+        <w:rPr>
+          <w:b/>
+          <w:bCs/>
+        </w:rPr>
+        <w:t xml:space="preserve">How that compares to the target.</w:t>
+      </w:r>
+      <w:r>
+        <w:t xml:space="preserve"> Read the vertical distance between the BAU line and the target line at a target year. That distance is the service gap, and the call-out states it in households. A separate badge in the corner of the chart gives the financing gap for the final year, which is what that distance costs.</w:t>
+      </w:r>
+    </w:p>
+    <w:p>
+      <w:pPr>
+        <w:spacing w:after="140" w:line="276"/>
+        <w:jc w:val="left"/>
+      </w:pPr>
+      <w:r>
+        <w:rPr>
+          <w:b/>
+          <w:bCs/>
+        </w:rPr>
+        <w:t xml:space="preserve">Controls.</w:t>
+      </w:r>
+      <w:r>
+        <w:t xml:space="preserve"> Switch the y-axis between </w:t>
+      </w:r>
+      <w:r>
+        <w:rPr>
+          <w:b/>
+          <w:bCs/>
+        </w:rPr>
+        <w:t xml:space="preserve"># Households</w:t>
+      </w:r>
+      <w:r>
+        <w:t xml:space="preserve"> and </w:t>
+      </w:r>
+      <w:r>
+        <w:rPr>
+          <w:b/>
+          <w:bCs/>
+        </w:rPr>
+        <w:t xml:space="preserve">% of population</w:t>
+      </w:r>
+      <w:r>
+        <w:t xml:space="preserve">. Turn </w:t>
+      </w:r>
+      <w:r>
+        <w:rPr>
+          <w:b/>
+          <w:bCs/>
+        </w:rPr>
+        <w:t xml:space="preserve">Data points</w:t>
+      </w:r>
+      <w:r>
+        <w:t xml:space="preserve"> on or off. Use </w:t>
+      </w:r>
+      <w:r>
+        <w:rPr>
+          <w:b/>
+          <w:bCs/>
+        </w:rPr>
+        <w:t xml:space="preserve">🎯 Targets shown</w:t>
+      </w:r>
+      <w:r>
+        <w:t xml:space="preserve"> to choose which call-outs are drawn. Close a call-out with its </w:t>
+      </w:r>
+      <w:r>
+        <w:rPr>
+          <w:b/>
+          <w:bCs/>
+        </w:rPr>
+        <w:t xml:space="preserve">✕</w:t>
+      </w:r>
+      <w:r>
+        <w:t xml:space="preserve"> and reopen it by clicking its marker. Export the chart with </w:t>
+      </w:r>
+      <w:r>
+        <w:rPr>
+          <w:b/>
+          <w:bCs/>
+        </w:rPr>
+        <w:t xml:space="preserve">⤓ PNG</w:t>
+      </w:r>
+      <w:r>
+        <w:t xml:space="preserve">, </w:t>
+      </w:r>
+      <w:r>
+        <w:rPr>
+          <w:b/>
+          <w:bCs/>
+        </w:rPr>
+        <w:t xml:space="preserve">⤓ JPG</w:t>
+      </w:r>
+      <w:r>
+        <w:t xml:space="preserve">, or </w:t>
       </w:r>
       <w:r>
         <w:rPr>
@@ -3097,99 +3163,14 @@
         <w:jc w:val="left"/>
       </w:pPr>
       <w:r>
-        <w:t xml:space="preserve">Use this table to read exact values off the chart, and to check that a target year landed where it was meant to.</w:t>
-      </w:r>
-    </w:p>
-    <w:p>
-      <w:r>
-        <w:br w:type="page"/>
-      </w:r>
-    </w:p>
-    <w:p>
-      <w:pPr>
-        <w:pStyle w:val="Heading2"/>
-        <w:keepNext/>
-        <w:spacing w:after="130" w:before="260"/>
-      </w:pPr>
-      <w:r>
-        <w:t xml:space="preserve">2.4 Intervention</w:t>
-      </w:r>
-    </w:p>
-    <w:p>
-      <w:pPr>
-        <w:spacing w:after="140" w:line="276"/>
-        <w:jc w:val="left"/>
-      </w:pPr>
-      <w:r>
-        <w:t xml:space="preserve">The third tab is where the analysis moves from diagnosis to options. The gaps measured on the BAU tab are fixed. This tab tests what closes them.</w:t>
-      </w:r>
-    </w:p>
-    <w:p>
-      <w:pPr>
-        <w:spacing w:after="140" w:line="276"/>
-        <w:jc w:val="left"/>
-      </w:pPr>
-      <w:r>
-        <w:t xml:space="preserve">Interventions are configured </w:t>
-      </w:r>
-      <w:r>
-        <w:rPr>
-          <w:b/>
-          <w:bCs/>
-        </w:rPr>
-        <w:t xml:space="preserve">per area</w:t>
-      </w:r>
-      <w:r>
-        <w:t xml:space="preserve">. A pin note states which area is being edited, and the </w:t>
-      </w:r>
-      <w:r>
-        <w:rPr>
-          <w:b/>
-          <w:bCs/>
-        </w:rPr>
-        <w:t xml:space="preserve">Water Supply / Sanitation</w:t>
-      </w:r>
-      <w:r>
-        <w:t xml:space="preserve"> toggle chooses the sector. Both sectors need setting up separately.</w:t>
-      </w:r>
-    </w:p>
-    <w:p>
-      <w:pPr>
-        <w:spacing w:after="140" w:line="276"/>
-        <w:jc w:val="left"/>
-      </w:pPr>
-      <w:r>
-        <w:t xml:space="preserve">Each intervention has two independent controls. The </w:t>
-      </w:r>
-      <w:r>
-        <w:rPr>
-          <w:b/>
-          <w:bCs/>
-        </w:rPr>
-        <w:t xml:space="preserve">checkbox</w:t>
-      </w:r>
-      <w:r>
-        <w:t xml:space="preserve"> switches it on, which adds it to the impact graph. The </w:t>
-      </w:r>
-      <w:r>
-        <w:rPr>
-          <w:b/>
-          <w:bCs/>
-        </w:rPr>
-        <w:t xml:space="preserve">▾ Show</w:t>
-      </w:r>
-      <w:r>
-        <w:t xml:space="preserve"> button opens its parameters, and </w:t>
-      </w:r>
-      <w:r>
-        <w:rPr>
-          <w:b/>
-          <w:bCs/>
-        </w:rPr>
-        <w:t xml:space="preserve">▴ Hide</w:t>
-      </w:r>
-      <w:r>
-        <w:t xml:space="preserve"> collapses them again. Parameters can be reviewed without switching the intervention on, and switching an intervention off never clears what was entered.</w:t>
+        <w:rPr>
+          <w:b/>
+          <w:bCs/>
+        </w:rPr>
+        <w:t xml:space="preserve">Two charts, not one.</w:t>
+      </w:r>
+      <w:r>
+        <w:t xml:space="preserve"> The safely managed chart is followed by a second chart for basic service, built the same way. Basic coverage often runs above its target, in which case the service gap is zero and the model reports no cost.</w:t>
       </w:r>
     </w:p>
     <w:p>
@@ -3201,7 +3182,7 @@
       <w:r>
         <w:drawing>
           <wp:inline distT="0" distB="0" distL="0" distR="0">
-            <wp:extent cx="5943600" cy="3962400"/>
+            <wp:extent cx="5943600" cy="3762375"/>
             <wp:effectExtent t="0" r="0" b="0" l="0"/>
             <wp:docPr id="1" name="" descr="" title=""/>
             <wp:cNvGraphicFramePr>
@@ -3226,7 +3207,7 @@
                   <pic:spPr bwMode="auto">
                     <a:xfrm>
                       <a:off x="0" y="0"/>
-                      <a:ext cx="5943600" cy="3962400"/>
+                      <a:ext cx="5943600" cy="3762375"/>
                     </a:xfrm>
                     <a:prstGeom prst="rect">
                       <a:avLst/>
@@ -3255,30 +3236,14 @@
           <w:sz w:val="19"/>
           <w:szCs w:val="19"/>
         </w:rPr>
-        <w:t xml:space="preserve">Figure 2.10. The Intervention Design tab.</w:t>
+        <w:t xml:space="preserve">Figure 2.10. The business-as-usual chart, read against the target.</w:t>
       </w:r>
       <w:r>
         <w:rPr>
           <w:sz w:val="19"/>
           <w:szCs w:val="19"/>
         </w:rPr>
-        <w:t xml:space="preserve"> The investment split sits above the levers, because it governs all of them. Each intervention below has a checkbox that enables it and a </w:t>
-      </w:r>
-      <w:r>
-        <w:rPr>
-          <w:b/>
-          <w:bCs/>
-          <w:sz w:val="19"/>
-          <w:szCs w:val="19"/>
-        </w:rPr>
-        <w:t xml:space="preserve">▾ Show</w:t>
-      </w:r>
-      <w:r>
-        <w:rPr>
-          <w:sz w:val="19"/>
-          <w:szCs w:val="19"/>
-        </w:rPr>
-        <w:t xml:space="preserve"> button that opens its parameters. Two graphs sit on the right, safely managed above and basic below, each stacking one coloured band per enabled intervention on its blue business-as-usual base, with buttons to switch the axis between households and share of population.</w:t>
+        <w:t xml:space="preserve"> The blue area is coverage on current budgets. The green line is the target path, and the grey dashed line is the total population. The distance between blue and green at a target year is the service gap, which each 🎯 call-out states in households. The red badge gives what that gap costs in the final year. The summary above the chart says the same thing in a sentence, and the table below gives the figures year by year.</w:t>
       </w:r>
     </w:p>
     <w:p>
@@ -3288,397 +3253,33 @@
         <w:spacing w:after="130" w:before="260"/>
       </w:pPr>
       <w:r>
-        <w:t xml:space="preserve">2.4.1 Investment split by service level</w:t>
-      </w:r>
-    </w:p>
-    <w:p>
-      <w:pPr>
-        <w:spacing w:after="140" w:line="276"/>
-        <w:jc w:val="left"/>
-      </w:pPr>
-      <w:r>
-        <w:rPr>
-          <w:b/>
-          <w:bCs/>
-        </w:rPr>
-        <w:t xml:space="preserve">This is the first thing to set on the tab, and it is not an intervention.</w:t>
-      </w:r>
-      <w:r>
-        <w:t xml:space="preserve"> It has no checkbox, because it is an assumption about how the sector spends rather than a lever you switch on. It therefore moves the business-as-usual curve as well as the designed scenario.</w:t>
-      </w:r>
-    </w:p>
-    <w:p>
-      <w:pPr>
-        <w:spacing w:after="140" w:line="276"/>
-        <w:jc w:val="left"/>
-      </w:pPr>
-      <w:r>
-        <w:rPr>
-          <w:b/>
-          <w:bCs/>
-        </w:rPr>
-        <w:t xml:space="preserve">What it does.</w:t>
-      </w:r>
-      <w:r>
-        <w:t xml:space="preserve"> Once replacement is funded, the remaining capital is divided between two service levels. The </w:t>
-      </w:r>
-      <w:r>
-        <w:rPr>
-          <w:b/>
-          <w:bCs/>
-        </w:rPr>
-        <w:t xml:space="preserve">safely managed</w:t>
-      </w:r>
-      <w:r>
-        <w:t xml:space="preserve"> share upgrades households from basic and below. The </w:t>
-      </w:r>
-      <w:r>
-        <w:rPr>
-          <w:b/>
-          <w:bCs/>
-        </w:rPr>
-        <w:t xml:space="preserve">basic</w:t>
-      </w:r>
-      <w:r>
-        <w:t xml:space="preserve"> share upgrades households from limited and below. Each share buys households at that level's own unit cost, so a given sum buys more basic connections than safely-managed ones.</w:t>
-      </w:r>
-    </w:p>
-    <w:p>
-      <w:pPr>
-        <w:spacing w:after="140" w:line="276"/>
-        <w:jc w:val="left"/>
-      </w:pPr>
-      <w:r>
-        <w:rPr>
-          <w:b/>
-          <w:bCs/>
-        </w:rPr>
-        <w:t xml:space="preserve">How to set it.</w:t>
-      </w:r>
-      <w:r>
-        <w:t xml:space="preserve"> Type into either percentage field or drag the slider. The pair always totals 100. The default sends everything to safely managed, which reproduces a model that only ever buys the top level.</w:t>
-      </w:r>
-    </w:p>
-    <w:p>
-      <w:pPr>
-        <w:spacing w:after="140" w:line="276"/>
-        <w:jc w:val="left"/>
-      </w:pPr>
-      <w:r>
-        <w:rPr>
-          <w:b/>
-          <w:bCs/>
-        </w:rPr>
-        <w:t xml:space="preserve">What to expect.</w:t>
-      </w:r>
-      <w:r>
-        <w:t xml:space="preserve"> Moving the slider toward basic lowers safely-managed coverage and raises basic coverage. Both gaps are priced, so the financing gap responds to both. There is usually an interior optimum rather than a corner. The sample dataset reaches its lowest total investment need at around a 50/50 split, because pushing further closes the basic gap but reopens the safely-managed one faster than it saves.</w:t>
-      </w:r>
-    </w:p>
-    <w:p>
-      <w:pPr>
-        <w:spacing w:after="140" w:line="276"/>
-        <w:jc w:val="left"/>
-      </w:pPr>
-      <w:r>
-        <w:t xml:space="preserve">Two mechanics worth knowing. Both flows are drawn from the previous year's household counts, so no household climbs two levels and is charged twice in one year. And a share whose source households have run out rolls over to the other level rather than going unspent, so no capital is wasted.</w:t>
-      </w:r>
-    </w:p>
-    <w:p>
-      <w:pPr>
-        <w:spacing w:after="140" w:line="276"/>
-        <w:jc w:val="left"/>
-      </w:pPr>
-      <w:r>
-        <w:rPr>
-          <w:b/>
-          <w:bCs/>
-        </w:rPr>
-        <w:t xml:space="preserve">Set the split before reading anything else on the tab</w:t>
-      </w:r>
-      <w:r>
-        <w:t xml:space="preserve">, since every intervention below is measured on top of it.</w:t>
-      </w:r>
-    </w:p>
-    <w:p>
-      <w:pPr>
-        <w:pStyle w:val="Heading3"/>
-        <w:keepNext/>
-        <w:spacing w:after="130" w:before="260"/>
-      </w:pPr>
-      <w:r>
-        <w:t xml:space="preserve">2.4.2 Water Supply Interventions</w:t>
-      </w:r>
-    </w:p>
-    <w:p>
-      <w:pPr>
-        <w:spacing w:after="140" w:line="276"/>
-        <w:jc w:val="left"/>
-      </w:pPr>
-      <w:r>
-        <w:rPr>
-          <w:b/>
-          <w:bCs/>
-        </w:rPr>
-        <w:t xml:space="preserve">Where to find the data.</w:t>
-      </w:r>
-      <w:r>
-        <w:t xml:space="preserve"> Almost everything on this tab comes from the water utility rather than from a statistical agency: the billing system for collected ratios and tariffs, the production and distribution records for volumes and losses, and the capital budget for execution rates. IBNET benchmarks give a defensible starting point wherever a utility figure is unavailable.</w:t>
-      </w:r>
-    </w:p>
-    <w:p>
-      <w:pPr>
-        <w:spacing w:after="140" w:line="276"/>
-        <w:jc w:val="left"/>
-      </w:pPr>
-      <w:r>
-        <w:rPr>
-          <w:b/>
-          <w:bCs/>
-        </w:rPr>
-        <w:t xml:space="preserve">How the data should be entered.</w:t>
-      </w:r>
-      <w:r>
-        <w:t xml:space="preserve"> Seven interventions are offered. Each asks for a start year and in most cases a target year, which together set how fast the change is phased in.</w:t>
-      </w:r>
-    </w:p>
-    <w:p>
-      <w:pPr>
-        <w:pStyle w:val="ListParagraph"/>
-        <w:numPr>
-          <w:ilvl w:val="0"/>
-          <w:numId w:val="1"/>
-        </w:numPr>
-        <w:spacing w:after="80"/>
-      </w:pPr>
-      <w:r>
-        <w:rPr>
-          <w:b/>
-          <w:bCs/>
-        </w:rPr>
-        <w:t xml:space="preserve">Collection efficiency.</w:t>
-      </w:r>
-      <w:r>
-        <w:t xml:space="preserve"> Raises the share of billed revenue actually collected. Enter the improvement start year, target year, current and target collection ratios, the volume sold at the start year, its growth rate, and the current tariff.</w:t>
-      </w:r>
-    </w:p>
-    <w:p>
-      <w:pPr>
-        <w:pStyle w:val="ListParagraph"/>
-        <w:numPr>
-          <w:ilvl w:val="0"/>
-          <w:numId w:val="1"/>
-        </w:numPr>
-        <w:spacing w:after="80"/>
-      </w:pPr>
-      <w:r>
-        <w:rPr>
-          <w:b/>
-          <w:bCs/>
-        </w:rPr>
-        <w:t xml:space="preserve">NRW reduction.</w:t>
-      </w:r>
-      <w:r>
-        <w:t xml:space="preserve"> Cuts non-revenue water. Enter the start and target years, current and target NRW percentages, and the split between commercial and physical losses. Then enter the system input volume at the start year and its growth rate, the water needed for one basic-to-safely- managed upgrade, the cost of fixing, and the value of the recovered water as either a production cost or a water tariff. A </w:t>
-      </w:r>
-      <w:r>
-        <w:rPr>
-          <w:b/>
-          <w:bCs/>
-        </w:rPr>
-        <w:t xml:space="preserve">benefit lag</w:t>
-      </w:r>
-      <w:r>
-        <w:t xml:space="preserve"> field sets how many years pass between the works and the recovered water.</w:t>
-      </w:r>
-    </w:p>
-    <w:p>
-      <w:pPr>
-        <w:pStyle w:val="ListParagraph"/>
-        <w:numPr>
-          <w:ilvl w:val="0"/>
-          <w:numId w:val="1"/>
-        </w:numPr>
-        <w:spacing w:after="80"/>
-      </w:pPr>
-      <w:r>
-        <w:rPr>
-          <w:b/>
-          <w:bCs/>
-        </w:rPr>
-        <w:t xml:space="preserve">Budget execution improvement.</w:t>
-      </w:r>
-      <w:r>
-        <w:t xml:space="preserve"> Raises the share of the allocated budget that reaches service. Enter current and target budget execution, plus the start and target years. The current figure should match the budget section on tab 1.</w:t>
-      </w:r>
-    </w:p>
-    <w:p>
-      <w:pPr>
-        <w:pStyle w:val="ListParagraph"/>
-        <w:numPr>
-          <w:ilvl w:val="0"/>
-          <w:numId w:val="1"/>
-        </w:numPr>
-        <w:spacing w:after="80"/>
-      </w:pPr>
-      <w:r>
-        <w:rPr>
-          <w:b/>
-          <w:bCs/>
-        </w:rPr>
-        <w:t xml:space="preserve">Capex efficiency (unit cost).</w:t>
-      </w:r>
-      <w:r>
-        <w:t xml:space="preserve"> Discounts the cost of a connection. Enter the start year, target year, and the capex efficiency improvement to be achieved.</w:t>
-      </w:r>
-    </w:p>
-    <w:p>
-      <w:pPr>
-        <w:pStyle w:val="ListParagraph"/>
-        <w:numPr>
-          <w:ilvl w:val="0"/>
-          <w:numId w:val="1"/>
-        </w:numPr>
-        <w:spacing w:after="80"/>
-      </w:pPr>
-      <w:r>
-        <w:rPr>
-          <w:b/>
-          <w:bCs/>
-        </w:rPr>
-        <w:t xml:space="preserve">Optimised technology selection.</w:t>
-      </w:r>
-      <w:r>
-        <w:t xml:space="preserve"> Opens </w:t>
-      </w:r>
-      <w:r>
-        <w:rPr>
-          <w:b/>
-          <w:bCs/>
-        </w:rPr>
-        <w:t xml:space="preserve">two mix editors</w:t>
-      </w:r>
-      <w:r>
-        <w:t xml:space="preserve">, one for safely managed and one for basic, since both levels are purchased. Each re-specifies its mix and changes that level's unit cost in a single step from the start year, and each shows the new cost against the BAU cost with the percentage change. Both are pre-filled as a no-op, so the lever produces no effect until a mix is actually changed.</w:t>
-      </w:r>
-    </w:p>
-    <w:p>
-      <w:pPr>
-        <w:pStyle w:val="ListParagraph"/>
-        <w:numPr>
-          <w:ilvl w:val="0"/>
-          <w:numId w:val="1"/>
-        </w:numPr>
-        <w:spacing w:after="80"/>
-      </w:pPr>
-      <w:r>
-        <w:rPr>
-          <w:b/>
-          <w:bCs/>
-        </w:rPr>
-        <w:t xml:space="preserve">Tariff reform.</w:t>
-      </w:r>
-      <w:r>
-        <w:t xml:space="preserve"> Raises the tariff. Enter the start and target years, the volume sold at the start year, and the current and target tariffs.</w:t>
-      </w:r>
-    </w:p>
-    <w:p>
-      <w:pPr>
-        <w:pStyle w:val="ListParagraph"/>
-        <w:numPr>
-          <w:ilvl w:val="0"/>
-          <w:numId w:val="1"/>
-        </w:numPr>
-        <w:spacing w:after="80"/>
-      </w:pPr>
-      <w:r>
-        <w:rPr>
-          <w:b/>
-          <w:bCs/>
-        </w:rPr>
-        <w:t xml:space="preserve">Microfinance.</w:t>
-      </w:r>
-      <w:r>
-        <w:t xml:space="preserve"> Finances households the budget cannot reach. Enter the connection fee, the start and end years, the share of the gap that can pay upfront, the loan interest rate in real terms, the loan tenor, and the take-up rate. Two further fields cover households who can pay part of the upfront fee. A </w:t>
-      </w:r>
-      <w:r>
-        <w:rPr>
-          <w:b/>
-          <w:bCs/>
-        </w:rPr>
-        <w:t xml:space="preserve">grant budget</w:t>
-      </w:r>
-      <w:r>
-        <w:t xml:space="preserve"> field funds a one-time means-based grant pool for households who cannot service a full loan.</w:t>
-      </w:r>
-    </w:p>
-    <w:p>
-      <w:pPr>
-        <w:pStyle w:val="Heading3"/>
-        <w:keepNext/>
-        <w:spacing w:after="130" w:before="260"/>
-      </w:pPr>
-      <w:r>
-        <w:t xml:space="preserve">2.4.3 Sanitation Interventions</w:t>
-      </w:r>
-    </w:p>
-    <w:p>
-      <w:pPr>
-        <w:spacing w:after="140" w:line="276"/>
-        <w:jc w:val="left"/>
-      </w:pPr>
-      <w:r>
-        <w:rPr>
-          <w:b/>
-          <w:bCs/>
-        </w:rPr>
-        <w:t xml:space="preserve">Where to find the data.</w:t>
-      </w:r>
-      <w:r>
-        <w:t xml:space="preserve"> The sewerage utility or the municipal sanitation department. Where sanitation is not separately metered, the water utility's volumes and the wastewater collected share are the usual basis.</w:t>
-      </w:r>
-    </w:p>
-    <w:p>
-      <w:pPr>
-        <w:spacing w:after="140" w:line="276"/>
-        <w:jc w:val="left"/>
-      </w:pPr>
-      <w:r>
-        <w:rPr>
-          <w:b/>
-          <w:bCs/>
-        </w:rPr>
-        <w:t xml:space="preserve">How the data should be entered.</w:t>
-      </w:r>
-      <w:r>
-        <w:t xml:space="preserve"> Seven interventions again, five of them the same mechanism as their water equivalents:</w:t>
-      </w:r>
-    </w:p>
-    <w:p>
-      <w:pPr>
-        <w:pStyle w:val="ListParagraph"/>
-        <w:numPr>
-          <w:ilvl w:val="0"/>
-          <w:numId w:val="1"/>
-        </w:numPr>
-        <w:spacing w:after="80"/>
-      </w:pPr>
-      <w:r>
-        <w:rPr>
-          <w:b/>
-          <w:bCs/>
-        </w:rPr>
-        <w:t xml:space="preserve">Collection efficiency.</w:t>
-      </w:r>
-      <w:r>
-        <w:t xml:space="preserve"> Inherits the water utility's collection ratio. Enter the start and target years and the </w:t>
-      </w:r>
-      <w:r>
-        <w:rPr>
-          <w:b/>
-          <w:bCs/>
-        </w:rPr>
-        <w:t xml:space="preserve">sewer tariff as a percentage of the water tariff</w:t>
+        <w:t xml:space="preserve">2.3.3 Forecast data (per year)</w:t>
+      </w:r>
+    </w:p>
+    <w:p>
+      <w:pPr>
+        <w:spacing w:after="140" w:line="276"/>
+        <w:jc w:val="left"/>
+      </w:pPr>
+      <w:r>
+        <w:t xml:space="preserve">Below each chart is the same result as a table, year by year: total households, safely managed under BAU, the target, the service gap, and the annual financing gap. Export it with </w:t>
+      </w:r>
+      <w:r>
+        <w:rPr>
+          <w:b/>
+          <w:bCs/>
+        </w:rPr>
+        <w:t xml:space="preserve">⤓ CSV</w:t>
+      </w:r>
+      <w:r>
+        <w:t xml:space="preserve"> or </w:t>
+      </w:r>
+      <w:r>
+        <w:rPr>
+          <w:b/>
+          <w:bCs/>
+        </w:rPr>
+        <w:t xml:space="preserve">⤓ Excel</w:t>
       </w:r>
       <w:r>
         <w:t xml:space="preserve">.</w:t>
@@ -3686,362 +3287,11 @@
     </w:p>
     <w:p>
       <w:pPr>
-        <w:pStyle w:val="ListParagraph"/>
-        <w:numPr>
-          <w:ilvl w:val="0"/>
-          <w:numId w:val="1"/>
-        </w:numPr>
-        <w:spacing w:after="80"/>
-      </w:pPr>
-      <w:r>
-        <w:rPr>
-          <w:b/>
-          <w:bCs/>
-        </w:rPr>
-        <w:t xml:space="preserve">Budget execution improvement</w:t>
-      </w:r>
-      <w:r>
-        <w:t xml:space="preserve">, </w:t>
-      </w:r>
-      <w:r>
-        <w:rPr>
-          <w:b/>
-          <w:bCs/>
-        </w:rPr>
-        <w:t xml:space="preserve">Capex efficiency (unit cost)</w:t>
-      </w:r>
-      <w:r>
-        <w:t xml:space="preserve">, and </w:t>
-      </w:r>
-      <w:r>
-        <w:rPr>
-          <w:b/>
-          <w:bCs/>
-        </w:rPr>
-        <w:t xml:space="preserve">Optimised technology selection</w:t>
-      </w:r>
-      <w:r>
-        <w:t xml:space="preserve"> work exactly as they do for water, with sanitation's own figures.</w:t>
-      </w:r>
-    </w:p>
-    <w:p>
-      <w:pPr>
-        <w:pStyle w:val="ListParagraph"/>
-        <w:numPr>
-          <w:ilvl w:val="0"/>
-          <w:numId w:val="1"/>
-        </w:numPr>
-        <w:spacing w:after="80"/>
-      </w:pPr>
-      <w:r>
-        <w:rPr>
-          <w:b/>
-          <w:bCs/>
-        </w:rPr>
-        <w:t xml:space="preserve">NRW-linked sanitation revenue.</w:t>
-      </w:r>
-      <w:r>
-        <w:t xml:space="preserve"> The only intervention that crosses between sectors. The physical water recovered by the water NRW intervention returns to the sewer as wastewater the utility can charge for. Enter the wastewater return ratio, the sewer charge, and the collection rate. This intervention produces nothing unless </w:t>
-      </w:r>
-      <w:r>
-        <w:rPr>
-          <w:b/>
-          <w:bCs/>
-        </w:rPr>
-        <w:t xml:space="preserve">NRW reduction</w:t>
-      </w:r>
-      <w:r>
-        <w:t xml:space="preserve"> is also switched on in the water sector, because there would be no recovered water to charge for.</w:t>
-      </w:r>
-    </w:p>
-    <w:p>
-      <w:pPr>
-        <w:pStyle w:val="ListParagraph"/>
-        <w:numPr>
-          <w:ilvl w:val="0"/>
-          <w:numId w:val="1"/>
-        </w:numPr>
-        <w:spacing w:after="80"/>
-      </w:pPr>
-      <w:r>
-        <w:rPr>
-          <w:b/>
-          <w:bCs/>
-        </w:rPr>
-        <w:t xml:space="preserve">Tariff reform.</w:t>
-      </w:r>
-      <w:r>
-        <w:t xml:space="preserve"> Enter the start and target years, the volume billed at the start year, and the current and target sewer tariffs.</w:t>
-      </w:r>
-    </w:p>
-    <w:p>
-      <w:pPr>
-        <w:pStyle w:val="ListParagraph"/>
-        <w:numPr>
-          <w:ilvl w:val="0"/>
-          <w:numId w:val="1"/>
-        </w:numPr>
-        <w:spacing w:after="80"/>
-      </w:pPr>
-      <w:r>
-        <w:rPr>
-          <w:b/>
-          <w:bCs/>
-        </w:rPr>
-        <w:t xml:space="preserve">Microfinance.</w:t>
-      </w:r>
-      <w:r>
-        <w:t xml:space="preserve"> The same mechanism as water, with sanitation's own connection cost, loan terms, and grant pool.</w:t>
-      </w:r>
-    </w:p>
-    <w:p>
-      <w:pPr>
-        <w:pStyle w:val="Heading3"/>
-        <w:keepNext/>
-        <w:spacing w:after="130" w:before="260"/>
-      </w:pPr>
-      <w:r>
-        <w:t xml:space="preserve">2.4.4 Custom Interventions</w:t>
-      </w:r>
-    </w:p>
-    <w:p>
-      <w:pPr>
-        <w:spacing w:after="140" w:line="276"/>
-        <w:jc w:val="left"/>
-      </w:pPr>
-      <w:r>
-        <w:t xml:space="preserve">Interventions the tool does not provide can be added here. Click </w:t>
-      </w:r>
-      <w:r>
-        <w:rPr>
-          <w:b/>
-          <w:bCs/>
-        </w:rPr>
-        <w:t xml:space="preserve">+ Add Custom Intervention</w:t>
-      </w:r>
-      <w:r>
-        <w:t xml:space="preserve">, choose its sector, and tick its box to switch it on. Two types are supported:</w:t>
-      </w:r>
-    </w:p>
-    <w:p>
-      <w:pPr>
-        <w:pStyle w:val="ListParagraph"/>
-        <w:numPr>
-          <w:ilvl w:val="0"/>
-          <w:numId w:val="1"/>
-        </w:numPr>
-        <w:spacing w:after="80"/>
-      </w:pPr>
-      <w:r>
-        <w:rPr>
-          <w:b/>
-          <w:bCs/>
-        </w:rPr>
-        <w:t xml:space="preserve">New revenue source.</w:t>
-      </w:r>
-      <w:r>
-        <w:t xml:space="preserve"> Invest to produce an output whose net value funds new safely managed service. Enter the cost to implement, the time over which it is spent, and the output produced and its value.</w:t>
-      </w:r>
-    </w:p>
-    <w:p>
-      <w:pPr>
-        <w:pStyle w:val="ListParagraph"/>
-        <w:numPr>
-          <w:ilvl w:val="0"/>
-          <w:numId w:val="1"/>
-        </w:numPr>
-        <w:spacing w:after="80"/>
-      </w:pPr>
-      <w:r>
-        <w:rPr>
-          <w:b/>
-          <w:bCs/>
-        </w:rPr>
-        <w:t xml:space="preserve">Cost reduction.</w:t>
-      </w:r>
-      <w:r>
-        <w:t xml:space="preserve"> Lower the per-household service cost from a start year, either by a percentage or by a fixed amount.</w:t>
-      </w:r>
-    </w:p>
-    <w:p>
-      <w:pPr>
-        <w:spacing w:after="140" w:line="276"/>
-        <w:jc w:val="left"/>
-      </w:pPr>
-      <w:r>
-        <w:t xml:space="preserve">Custom interventions drive the calculation exactly as the built-in ones do. They appear on the charts as a single combined band rather than one band each, and they are not itemized in the contribution tables on the Results Dashboard.</w:t>
-      </w:r>
-    </w:p>
-    <w:p>
-      <w:pPr>
-        <w:pStyle w:val="Heading3"/>
-        <w:keepNext/>
-        <w:spacing w:after="130" w:before="260"/>
-      </w:pPr>
-      <w:r>
-        <w:t xml:space="preserve">2.4.5 How to navigate the graphs</w:t>
-      </w:r>
-    </w:p>
-    <w:p>
-      <w:pPr>
-        <w:spacing w:after="140" w:line="276"/>
-        <w:jc w:val="left"/>
-      </w:pPr>
-      <w:r>
-        <w:rPr>
-          <w:b/>
-          <w:bCs/>
-        </w:rPr>
-        <w:t xml:space="preserve">There are two graphs, not one.</w:t>
-      </w:r>
-      <w:r>
-        <w:t xml:space="preserve"> The first covers safely managed service and the second covers basic, because investment can be directed at either. They are built identically and each carries its own unit toggle and exports. Read them together: a split that moves households into basic shows a thinner safely-managed stack and a thicker basic one.</w:t>
-      </w:r>
-    </w:p>
-    <w:p>
-      <w:pPr>
-        <w:spacing w:after="140" w:line="276"/>
-        <w:jc w:val="left"/>
-      </w:pPr>
-      <w:r>
-        <w:rPr>
-          <w:b/>
-          <w:bCs/>
-        </w:rPr>
-        <w:t xml:space="preserve">How the output is produced.</w:t>
-      </w:r>
-      <w:r>
-        <w:t xml:space="preserve"> Each graph runs the calculation once with every intervention off, then once more for each intervention switched on, adding them one at a time. The households each run adds become that intervention's band.</w:t>
-      </w:r>
-    </w:p>
-    <w:p>
-      <w:pPr>
-        <w:spacing w:after="140" w:line="276"/>
-        <w:jc w:val="left"/>
-      </w:pPr>
-      <w:r>
-        <w:rPr>
-          <w:b/>
-          <w:bCs/>
-        </w:rPr>
-        <w:t xml:space="preserve">How to read it.</w:t>
-      </w:r>
-      <w:r>
-        <w:t xml:space="preserve"> The blue base is business-as-usual coverage at that graph's service level. Each colored band stacked on top is the extra households one enabled intervention delivers. The top of the stack is the full designed scenario. A written </w:t>
-      </w:r>
-      <w:r>
-        <w:rPr>
-          <w:b/>
-          <w:bCs/>
-        </w:rPr>
-        <w:t xml:space="preserve">Impact</w:t>
-      </w:r>
-      <w:r>
-        <w:t xml:space="preserve"> sentence above the chart states how many more households the enabled set serves by the final year and how far it cuts the cumulative financing gap.</w:t>
-      </w:r>
-    </w:p>
-    <w:p>
-      <w:pPr>
-        <w:spacing w:after="140" w:line="276"/>
-        <w:jc w:val="left"/>
-      </w:pPr>
-      <w:r>
-        <w:rPr>
-          <w:b/>
-          <w:bCs/>
-        </w:rPr>
-        <w:t xml:space="preserve">Choosing the units.</w:t>
-      </w:r>
-      <w:r>
-        <w:t xml:space="preserve"> The </w:t>
-      </w:r>
-      <w:r>
-        <w:rPr>
-          <w:b/>
-          <w:bCs/>
-        </w:rPr>
-        <w:t xml:space="preserve"># Households</w:t>
-      </w:r>
-      <w:r>
-        <w:t xml:space="preserve"> and </w:t>
-      </w:r>
-      <w:r>
-        <w:rPr>
-          <w:b/>
-          <w:bCs/>
-        </w:rPr>
-        <w:t xml:space="preserve">% of population</w:t>
-      </w:r>
-      <w:r>
-        <w:t xml:space="preserve"> buttons above the chart switch what the vertical axis measures. Households answers how many, and is the unit a program is planned in. Share of population answers how far, and is the unit a target is written in. Share mode divides the base, every band, and the ceiling by that year's total households, so the ceiling becomes a flat 100 percent line and the top of the stack reads directly against the target. Switch to share mode whenever the population is growing quickly, because coverage can rise in households while falling as a share.</w:t>
-      </w:r>
-    </w:p>
-    <w:p>
-      <w:pPr>
-        <w:spacing w:after="140" w:line="276"/>
-        <w:jc w:val="left"/>
-      </w:pPr>
-      <w:r>
-        <w:t xml:space="preserve">Two things to expect. An intervention that changes nothing draws no band, so a ticked box with no visible band usually means its parameters have been left at their defaults. And the band order follows the order of the list, which matters for how credit is shared: each intervention is measured on top of the ones above it.</w:t>
-      </w:r>
-    </w:p>
-    <w:p>
-      <w:pPr>
-        <w:spacing w:after="140" w:line="276"/>
-        <w:jc w:val="left"/>
-      </w:pPr>
-      <w:r>
-        <w:t xml:space="preserve">Export the chart with </w:t>
-      </w:r>
-      <w:r>
-        <w:rPr>
-          <w:b/>
-          <w:bCs/>
-        </w:rPr>
-        <w:t xml:space="preserve">⤓ PNG</w:t>
-      </w:r>
-      <w:r>
-        <w:t xml:space="preserve">, </w:t>
-      </w:r>
-      <w:r>
-        <w:rPr>
-          <w:b/>
-          <w:bCs/>
-        </w:rPr>
-        <w:t xml:space="preserve">⤓ JPG</w:t>
-      </w:r>
-      <w:r>
-        <w:t xml:space="preserve">, or </w:t>
-      </w:r>
-      <w:r>
-        <w:rPr>
-          <w:b/>
-          <w:bCs/>
-        </w:rPr>
-        <w:t xml:space="preserve">⤓ Excel</w:t>
-      </w:r>
-      <w:r>
-        <w:t xml:space="preserve">, and the whole scenario with the </w:t>
-      </w:r>
-      <w:r>
-        <w:rPr>
-          <w:b/>
-          <w:bCs/>
-        </w:rPr>
-        <w:t xml:space="preserve">📗 Excel</w:t>
-      </w:r>
-      <w:r>
-        <w:t xml:space="preserve"> and </w:t>
-      </w:r>
-      <w:r>
-        <w:rPr>
-          <w:b/>
-          <w:bCs/>
-        </w:rPr>
-        <w:t xml:space="preserve">📄 CSV</w:t>
-      </w:r>
-      <w:r>
-        <w:t xml:space="preserve"> buttons above it. The Excel export follows the unit currently on screen.</w:t>
+        <w:spacing w:after="140" w:line="276"/>
+        <w:jc w:val="left"/>
+      </w:pPr>
+      <w:r>
+        <w:t xml:space="preserve">Use this table to read exact values off the chart, and to check that a target year landed where it was meant to.</w:t>
       </w:r>
     </w:p>
     <w:p>
@@ -4056,200 +3306,84 @@
         <w:spacing w:after="130" w:before="260"/>
       </w:pPr>
       <w:r>
-        <w:t xml:space="preserve">2.5 Results dashboard</w:t>
-      </w:r>
-    </w:p>
-    <w:p>
-      <w:pPr>
-        <w:spacing w:after="140" w:line="276"/>
-        <w:jc w:val="left"/>
-      </w:pPr>
-      <w:r>
-        <w:t xml:space="preserve">The fourth tab compares the business-as-usual and intervention scenarios in one place. It is the tab to present from, and the only tab with no Guide panel.</w:t>
-      </w:r>
-    </w:p>
-    <w:p>
-      <w:pPr>
-        <w:spacing w:after="140" w:line="276"/>
-        <w:jc w:val="left"/>
-      </w:pPr>
-      <w:r>
-        <w:t xml:space="preserve">Nothing is entered here. Every number is produced from the inputs on the first three tabs. The checkboxes at the top let the mix of interventions be changed without going back to tab 3.</w:t>
-      </w:r>
-    </w:p>
-    <w:p>
-      <w:pPr>
-        <w:pStyle w:val="Heading3"/>
-        <w:keepNext/>
-        <w:spacing w:after="130" w:before="260"/>
-      </w:pPr>
-      <w:r>
-        <w:t xml:space="preserve">2.5.1 Interventions</w:t>
-      </w:r>
-    </w:p>
-    <w:p>
-      <w:pPr>
-        <w:spacing w:after="140" w:line="276"/>
-        <w:jc w:val="left"/>
-      </w:pPr>
-      <w:r>
-        <w:t xml:space="preserve">The pale panel under the heading holds two columns of checkboxes, one for water and one for sanitation. They switch interventions on and off for the charts and tables below.</w:t>
-      </w:r>
-    </w:p>
-    <w:p>
-      <w:pPr>
-        <w:spacing w:after="140" w:line="276"/>
-        <w:jc w:val="left"/>
-      </w:pPr>
-      <w:r>
-        <w:t xml:space="preserve">Parameters always persist. Switching an intervention off removes it from the charts and the tables but keeps everything entered on tab 3, so it can be switched straight back on.</w:t>
-      </w:r>
-    </w:p>
-    <w:p>
-      <w:pPr>
-        <w:spacing w:after="140" w:line="276"/>
-        <w:jc w:val="left"/>
-      </w:pPr>
-      <w:r>
-        <w:t xml:space="preserve">One caution. These checkboxes write to every area at once, while the same checkbox on tab 3 writes only to the area being edited. In urban and rural mode they mirror the urban settings, so the two tabs can legitimately disagree, and changing one here changes both areas.</w:t>
-      </w:r>
-    </w:p>
-    <w:p>
-      <w:pPr>
-        <w:pStyle w:val="Heading3"/>
-        <w:keepNext/>
-        <w:spacing w:after="130" w:before="260"/>
-      </w:pPr>
-      <w:r>
-        <w:t xml:space="preserve">2.5.2 Executive summary</w:t>
-      </w:r>
-    </w:p>
-    <w:p>
-      <w:pPr>
-        <w:spacing w:after="140" w:line="276"/>
-        <w:jc w:val="left"/>
-      </w:pPr>
-      <w:r>
-        <w:t xml:space="preserve">A small table gives the headline for both sectors: coverage now, coverage under BAU at the forecast end year, the target, and coverage with the interventions switched on. The four columns are color coded to match the charts below. Export it with </w:t>
-      </w:r>
-      <w:r>
-        <w:rPr>
-          <w:b/>
-          <w:bCs/>
-        </w:rPr>
-        <w:t xml:space="preserve">⤓ CSV</w:t>
-      </w:r>
-      <w:r>
-        <w:t xml:space="preserve"> or </w:t>
-      </w:r>
-      <w:r>
-        <w:rPr>
-          <w:b/>
-          <w:bCs/>
-        </w:rPr>
-        <w:t xml:space="preserve">⤓ Excel</w:t>
-      </w:r>
-      <w:r>
-        <w:t xml:space="preserve">.</w:t>
-      </w:r>
-    </w:p>
-    <w:p>
-      <w:pPr>
-        <w:spacing w:after="140" w:line="276"/>
-        <w:jc w:val="left"/>
-      </w:pPr>
-      <w:r>
-        <w:t xml:space="preserve">This table is usually the right thing to put on a first slide.</w:t>
-      </w:r>
-    </w:p>
-    <w:p>
-      <w:pPr>
-        <w:pStyle w:val="Heading3"/>
-        <w:keepNext/>
-        <w:spacing w:after="130" w:before="260"/>
-      </w:pPr>
-      <w:r>
-        <w:t xml:space="preserve">2.5.3 How to navigate the results</w:t>
-      </w:r>
-    </w:p>
-    <w:p>
-      <w:pPr>
-        <w:spacing w:after="140" w:line="276"/>
-        <w:jc w:val="left"/>
-      </w:pPr>
-      <w:r>
-        <w:t xml:space="preserve">The tab then repeats the same block for water supply and for sanitation. Each block opens with a written summary sentence, then two charts, then three tables.</w:t>
-      </w:r>
-    </w:p>
-    <w:p>
-      <w:pPr>
-        <w:spacing w:after="140" w:line="276"/>
-        <w:jc w:val="left"/>
-      </w:pPr>
-      <w:r>
-        <w:rPr>
-          <w:b/>
-          <w:bCs/>
-        </w:rPr>
-        <w:t xml:space="preserve">The coverage chart</w:t>
-      </w:r>
-      <w:r>
-        <w:t xml:space="preserve"> puts the BAU base at the bottom and stacks each intervention's added households on top, with the target and the total-households ceiling drawn as lines. Its subtitle states this. Read the height of a band to see what one intervention delivers, and read the top of the stack against the target line to see what the whole package achieves.</w:t>
-      </w:r>
-    </w:p>
-    <w:p>
-      <w:pPr>
-        <w:spacing w:after="140" w:line="276"/>
-        <w:jc w:val="left"/>
-      </w:pPr>
-      <w:r>
-        <w:rPr>
-          <w:b/>
-          <w:bCs/>
-        </w:rPr>
-        <w:t xml:space="preserve">The annual financing gap chart</w:t>
-      </w:r>
-      <w:r>
-        <w:t xml:space="preserve"> works the other way up. It stacks the gap each intervention removes, starting from zero. The space between the top of the stack and the dashed line is the gap that remains.</w:t>
-      </w:r>
-    </w:p>
-    <w:p>
-      <w:pPr>
-        <w:spacing w:after="140" w:line="276"/>
-        <w:jc w:val="left"/>
-      </w:pPr>
-      <w:r>
-        <w:t xml:space="preserve">The </w:t>
-      </w:r>
-      <w:r>
-        <w:rPr>
-          <w:b/>
-          <w:bCs/>
-        </w:rPr>
-        <w:t xml:space="preserve">Scope</w:t>
-      </w:r>
-      <w:r>
-        <w:t xml:space="preserve"> dropdown at the top switches all of it between Urban, Rural, and National. The </w:t>
-      </w:r>
-      <w:r>
-        <w:rPr>
-          <w:b/>
-          <w:bCs/>
-        </w:rPr>
-        <w:t xml:space="preserve"># Households</w:t>
-      </w:r>
-      <w:r>
-        <w:t xml:space="preserve"> and </w:t>
-      </w:r>
-      <w:r>
-        <w:rPr>
-          <w:b/>
-          <w:bCs/>
-        </w:rPr>
-        <w:t xml:space="preserve">% of population</w:t>
-      </w:r>
-      <w:r>
-        <w:t xml:space="preserve"> buttons switch the coverage chart's units.</w:t>
+        <w:t xml:space="preserve">2.4 Intervention</w:t>
+      </w:r>
+    </w:p>
+    <w:p>
+      <w:pPr>
+        <w:spacing w:after="140" w:line="276"/>
+        <w:jc w:val="left"/>
+      </w:pPr>
+      <w:r>
+        <w:t xml:space="preserve">The third tab is where the analysis moves from diagnosis to options. The gaps measured on the BAU tab are fixed. This tab tests what closes them.</w:t>
+      </w:r>
+    </w:p>
+    <w:p>
+      <w:pPr>
+        <w:spacing w:after="140" w:line="276"/>
+        <w:jc w:val="left"/>
+      </w:pPr>
+      <w:r>
+        <w:t xml:space="preserve">Interventions are configured </w:t>
+      </w:r>
+      <w:r>
+        <w:rPr>
+          <w:b/>
+          <w:bCs/>
+        </w:rPr>
+        <w:t xml:space="preserve">per area</w:t>
+      </w:r>
+      <w:r>
+        <w:t xml:space="preserve">. A pin note states which area is being edited, and the </w:t>
+      </w:r>
+      <w:r>
+        <w:rPr>
+          <w:b/>
+          <w:bCs/>
+        </w:rPr>
+        <w:t xml:space="preserve">Water Supply / Sanitation</w:t>
+      </w:r>
+      <w:r>
+        <w:t xml:space="preserve"> toggle chooses the sector. Both sectors need setting up separately.</w:t>
+      </w:r>
+    </w:p>
+    <w:p>
+      <w:pPr>
+        <w:spacing w:after="140" w:line="276"/>
+        <w:jc w:val="left"/>
+      </w:pPr>
+      <w:r>
+        <w:t xml:space="preserve">Each intervention has two independent controls. The </w:t>
+      </w:r>
+      <w:r>
+        <w:rPr>
+          <w:b/>
+          <w:bCs/>
+        </w:rPr>
+        <w:t xml:space="preserve">checkbox</w:t>
+      </w:r>
+      <w:r>
+        <w:t xml:space="preserve"> switches it on, which adds it to the impact graph. The </w:t>
+      </w:r>
+      <w:r>
+        <w:rPr>
+          <w:b/>
+          <w:bCs/>
+        </w:rPr>
+        <w:t xml:space="preserve">▾ Show</w:t>
+      </w:r>
+      <w:r>
+        <w:t xml:space="preserve"> button opens its parameters, and </w:t>
+      </w:r>
+      <w:r>
+        <w:rPr>
+          <w:b/>
+          <w:bCs/>
+        </w:rPr>
+        <w:t xml:space="preserve">▴ Hide</w:t>
+      </w:r>
+      <w:r>
+        <w:t xml:space="preserve"> collapses them again. Parameters can be reviewed without switching the intervention on, and switching an intervention off never clears what was entered.</w:t>
       </w:r>
     </w:p>
     <w:p>
@@ -4261,7 +3395,7 @@
       <w:r>
         <w:drawing>
           <wp:inline distT="0" distB="0" distL="0" distR="0">
-            <wp:extent cx="5943600" cy="3762375"/>
+            <wp:extent cx="5943600" cy="3962400"/>
             <wp:effectExtent t="0" r="0" b="0" l="0"/>
             <wp:docPr id="1" name="" descr="" title=""/>
             <wp:cNvGraphicFramePr>
@@ -4286,7 +3420,7 @@
                   <pic:spPr bwMode="auto">
                     <a:xfrm>
                       <a:off x="0" y="0"/>
-                      <a:ext cx="5943600" cy="3762375"/>
+                      <a:ext cx="5943600" cy="3962400"/>
                     </a:xfrm>
                     <a:prstGeom prst="rect">
                       <a:avLst/>
@@ -4315,14 +3449,882 @@
           <w:sz w:val="19"/>
           <w:szCs w:val="19"/>
         </w:rPr>
-        <w:t xml:space="preserve">Figure 2.11. The top of the Results Dashboard.</w:t>
+        <w:t xml:space="preserve">Figure 2.11. The Intervention Design tab.</w:t>
       </w:r>
       <w:r>
         <w:rPr>
           <w:sz w:val="19"/>
           <w:szCs w:val="19"/>
         </w:rPr>
-        <w:t xml:space="preserve"> The Scope dropdown and the export buttons sit on the first row. The Interventions panel switches levers on and off without leaving the tab. The executive summary table gives the four headline numbers per sector, and the two charts below repeat them for water supply.</w:t>
+        <w:t xml:space="preserve"> Each intervention has a checkbox that enables it and a </w:t>
+      </w:r>
+      <w:r>
+        <w:rPr>
+          <w:b/>
+          <w:bCs/>
+          <w:sz w:val="19"/>
+          <w:szCs w:val="19"/>
+        </w:rPr>
+        <w:t xml:space="preserve">▾ Show</w:t>
+      </w:r>
+      <w:r>
+        <w:rPr>
+          <w:sz w:val="19"/>
+          <w:szCs w:val="19"/>
+        </w:rPr>
+        <w:t xml:space="preserve"> button that opens its parameters. Two graphs sit on the right, safely managed above and basic below, each stacking one coloured band per enabled intervention on its blue business-as-usual base, with buttons to switch the axis between households and share of population.</w:t>
+      </w:r>
+    </w:p>
+    <w:p>
+      <w:pPr>
+        <w:pStyle w:val="Heading3"/>
+        <w:keepNext/>
+        <w:spacing w:after="130" w:before="260"/>
+      </w:pPr>
+      <w:r>
+        <w:t xml:space="preserve">2.4.1 Water Supply Interventions</w:t>
+      </w:r>
+    </w:p>
+    <w:p>
+      <w:pPr>
+        <w:spacing w:after="140" w:line="276"/>
+        <w:jc w:val="left"/>
+      </w:pPr>
+      <w:r>
+        <w:rPr>
+          <w:b/>
+          <w:bCs/>
+        </w:rPr>
+        <w:t xml:space="preserve">Where to find the data.</w:t>
+      </w:r>
+      <w:r>
+        <w:t xml:space="preserve"> Almost everything on this tab comes from the water utility rather than from a statistical agency: the billing system for collected ratios and tariffs, the production and distribution records for volumes and losses, and the capital budget for execution rates. IBNET benchmarks give a defensible starting point wherever a utility figure is unavailable.</w:t>
+      </w:r>
+    </w:p>
+    <w:p>
+      <w:pPr>
+        <w:spacing w:after="140" w:line="276"/>
+        <w:jc w:val="left"/>
+      </w:pPr>
+      <w:r>
+        <w:rPr>
+          <w:b/>
+          <w:bCs/>
+        </w:rPr>
+        <w:t xml:space="preserve">How the data should be entered.</w:t>
+      </w:r>
+      <w:r>
+        <w:t xml:space="preserve"> Seven interventions are offered. Each asks for a start year and in most cases a target year, which together set how fast the change is phased in.</w:t>
+      </w:r>
+    </w:p>
+    <w:p>
+      <w:pPr>
+        <w:pStyle w:val="ListParagraph"/>
+        <w:numPr>
+          <w:ilvl w:val="0"/>
+          <w:numId w:val="1"/>
+        </w:numPr>
+        <w:spacing w:after="80"/>
+      </w:pPr>
+      <w:r>
+        <w:rPr>
+          <w:b/>
+          <w:bCs/>
+        </w:rPr>
+        <w:t xml:space="preserve">Collection efficiency.</w:t>
+      </w:r>
+      <w:r>
+        <w:t xml:space="preserve"> Raises the share of billed revenue actually collected. Enter the improvement start year, target year, current and target collection ratios, the volume sold at the start year, its growth rate, and the current tariff.</w:t>
+      </w:r>
+    </w:p>
+    <w:p>
+      <w:pPr>
+        <w:pStyle w:val="ListParagraph"/>
+        <w:numPr>
+          <w:ilvl w:val="0"/>
+          <w:numId w:val="1"/>
+        </w:numPr>
+        <w:spacing w:after="80"/>
+      </w:pPr>
+      <w:r>
+        <w:rPr>
+          <w:b/>
+          <w:bCs/>
+        </w:rPr>
+        <w:t xml:space="preserve">NRW reduction.</w:t>
+      </w:r>
+      <w:r>
+        <w:t xml:space="preserve"> Cuts non-revenue water. Enter the start and target years, current and target NRW percentages, and the split between commercial and physical losses. Then enter the system input volume at the start year and its growth rate, the water needed for one basic-to-safely- managed upgrade, the cost of fixing, and the value of the recovered water as either a production cost or a water tariff. A </w:t>
+      </w:r>
+      <w:r>
+        <w:rPr>
+          <w:b/>
+          <w:bCs/>
+        </w:rPr>
+        <w:t xml:space="preserve">benefit lag</w:t>
+      </w:r>
+      <w:r>
+        <w:t xml:space="preserve"> field sets how many years pass between the works and the recovered water.</w:t>
+      </w:r>
+    </w:p>
+    <w:p>
+      <w:pPr>
+        <w:pStyle w:val="ListParagraph"/>
+        <w:numPr>
+          <w:ilvl w:val="0"/>
+          <w:numId w:val="1"/>
+        </w:numPr>
+        <w:spacing w:after="80"/>
+      </w:pPr>
+      <w:r>
+        <w:rPr>
+          <w:b/>
+          <w:bCs/>
+        </w:rPr>
+        <w:t xml:space="preserve">Budget execution improvement.</w:t>
+      </w:r>
+      <w:r>
+        <w:t xml:space="preserve"> Raises the share of the allocated budget that reaches service. Enter current and target budget execution, plus the start and target years. The current figure should match the budget section on tab 1.</w:t>
+      </w:r>
+    </w:p>
+    <w:p>
+      <w:pPr>
+        <w:pStyle w:val="ListParagraph"/>
+        <w:numPr>
+          <w:ilvl w:val="0"/>
+          <w:numId w:val="1"/>
+        </w:numPr>
+        <w:spacing w:after="80"/>
+      </w:pPr>
+      <w:r>
+        <w:rPr>
+          <w:b/>
+          <w:bCs/>
+        </w:rPr>
+        <w:t xml:space="preserve">Capex efficiency (unit cost).</w:t>
+      </w:r>
+      <w:r>
+        <w:t xml:space="preserve"> Discounts the cost of a connection. Enter the start year, target year, and the capex efficiency improvement to be achieved.</w:t>
+      </w:r>
+    </w:p>
+    <w:p>
+      <w:pPr>
+        <w:pStyle w:val="ListParagraph"/>
+        <w:numPr>
+          <w:ilvl w:val="0"/>
+          <w:numId w:val="1"/>
+        </w:numPr>
+        <w:spacing w:after="80"/>
+      </w:pPr>
+      <w:r>
+        <w:rPr>
+          <w:b/>
+          <w:bCs/>
+        </w:rPr>
+        <w:t xml:space="preserve">Optimised technology selection.</w:t>
+      </w:r>
+      <w:r>
+        <w:t xml:space="preserve"> Opens </w:t>
+      </w:r>
+      <w:r>
+        <w:rPr>
+          <w:b/>
+          <w:bCs/>
+        </w:rPr>
+        <w:t xml:space="preserve">two mix editors</w:t>
+      </w:r>
+      <w:r>
+        <w:t xml:space="preserve">, one for safely managed and one for basic, since both levels are purchased. Each re-specifies its mix and changes that level's unit cost in a single step from the start year, and each shows the new cost against the BAU cost with the percentage change. Both are pre-filled as a no-op, so the lever produces no effect until a mix is actually changed.</w:t>
+      </w:r>
+    </w:p>
+    <w:p>
+      <w:pPr>
+        <w:pStyle w:val="ListParagraph"/>
+        <w:numPr>
+          <w:ilvl w:val="0"/>
+          <w:numId w:val="1"/>
+        </w:numPr>
+        <w:spacing w:after="80"/>
+      </w:pPr>
+      <w:r>
+        <w:rPr>
+          <w:b/>
+          <w:bCs/>
+        </w:rPr>
+        <w:t xml:space="preserve">Tariff reform.</w:t>
+      </w:r>
+      <w:r>
+        <w:t xml:space="preserve"> Raises the tariff. Enter the start and target years, the volume sold at the start year, and the current and target tariffs.</w:t>
+      </w:r>
+    </w:p>
+    <w:p>
+      <w:pPr>
+        <w:pStyle w:val="ListParagraph"/>
+        <w:numPr>
+          <w:ilvl w:val="0"/>
+          <w:numId w:val="1"/>
+        </w:numPr>
+        <w:spacing w:after="80"/>
+      </w:pPr>
+      <w:r>
+        <w:rPr>
+          <w:b/>
+          <w:bCs/>
+        </w:rPr>
+        <w:t xml:space="preserve">Microfinance.</w:t>
+      </w:r>
+      <w:r>
+        <w:t xml:space="preserve"> Finances households the budget cannot reach. Enter the connection fee, the start and end years, the share of the gap that can pay upfront, the loan interest rate in real terms, the loan tenor, and the take-up rate. Two further fields cover households who can pay part of the upfront fee. A </w:t>
+      </w:r>
+      <w:r>
+        <w:rPr>
+          <w:b/>
+          <w:bCs/>
+        </w:rPr>
+        <w:t xml:space="preserve">grant budget</w:t>
+      </w:r>
+      <w:r>
+        <w:t xml:space="preserve"> field funds a one-time means-based grant pool for households who cannot service a full loan.</w:t>
+      </w:r>
+    </w:p>
+    <w:p>
+      <w:pPr>
+        <w:pStyle w:val="Heading3"/>
+        <w:keepNext/>
+        <w:spacing w:after="130" w:before="260"/>
+      </w:pPr>
+      <w:r>
+        <w:t xml:space="preserve">2.4.2 Sanitation Interventions</w:t>
+      </w:r>
+    </w:p>
+    <w:p>
+      <w:pPr>
+        <w:spacing w:after="140" w:line="276"/>
+        <w:jc w:val="left"/>
+      </w:pPr>
+      <w:r>
+        <w:rPr>
+          <w:b/>
+          <w:bCs/>
+        </w:rPr>
+        <w:t xml:space="preserve">Where to find the data.</w:t>
+      </w:r>
+      <w:r>
+        <w:t xml:space="preserve"> The sewerage utility or the municipal sanitation department. Where sanitation is not separately metered, the water utility's volumes and the wastewater collected share are the usual basis.</w:t>
+      </w:r>
+    </w:p>
+    <w:p>
+      <w:pPr>
+        <w:spacing w:after="140" w:line="276"/>
+        <w:jc w:val="left"/>
+      </w:pPr>
+      <w:r>
+        <w:rPr>
+          <w:b/>
+          <w:bCs/>
+        </w:rPr>
+        <w:t xml:space="preserve">How the data should be entered.</w:t>
+      </w:r>
+      <w:r>
+        <w:t xml:space="preserve"> Seven interventions again, five of them the same mechanism as their water equivalents:</w:t>
+      </w:r>
+    </w:p>
+    <w:p>
+      <w:pPr>
+        <w:pStyle w:val="ListParagraph"/>
+        <w:numPr>
+          <w:ilvl w:val="0"/>
+          <w:numId w:val="1"/>
+        </w:numPr>
+        <w:spacing w:after="80"/>
+      </w:pPr>
+      <w:r>
+        <w:rPr>
+          <w:b/>
+          <w:bCs/>
+        </w:rPr>
+        <w:t xml:space="preserve">Collection efficiency.</w:t>
+      </w:r>
+      <w:r>
+        <w:t xml:space="preserve"> Inherits the water utility's collection ratio. Enter the start and target years and the </w:t>
+      </w:r>
+      <w:r>
+        <w:rPr>
+          <w:b/>
+          <w:bCs/>
+        </w:rPr>
+        <w:t xml:space="preserve">sewer tariff as a percentage of the water tariff</w:t>
+      </w:r>
+      <w:r>
+        <w:t xml:space="preserve">.</w:t>
+      </w:r>
+    </w:p>
+    <w:p>
+      <w:pPr>
+        <w:pStyle w:val="ListParagraph"/>
+        <w:numPr>
+          <w:ilvl w:val="0"/>
+          <w:numId w:val="1"/>
+        </w:numPr>
+        <w:spacing w:after="80"/>
+      </w:pPr>
+      <w:r>
+        <w:rPr>
+          <w:b/>
+          <w:bCs/>
+        </w:rPr>
+        <w:t xml:space="preserve">Budget execution improvement</w:t>
+      </w:r>
+      <w:r>
+        <w:t xml:space="preserve">, </w:t>
+      </w:r>
+      <w:r>
+        <w:rPr>
+          <w:b/>
+          <w:bCs/>
+        </w:rPr>
+        <w:t xml:space="preserve">Capex efficiency (unit cost)</w:t>
+      </w:r>
+      <w:r>
+        <w:t xml:space="preserve">, and </w:t>
+      </w:r>
+      <w:r>
+        <w:rPr>
+          <w:b/>
+          <w:bCs/>
+        </w:rPr>
+        <w:t xml:space="preserve">Optimised technology selection</w:t>
+      </w:r>
+      <w:r>
+        <w:t xml:space="preserve"> work exactly as they do for water, with sanitation's own figures.</w:t>
+      </w:r>
+    </w:p>
+    <w:p>
+      <w:pPr>
+        <w:pStyle w:val="ListParagraph"/>
+        <w:numPr>
+          <w:ilvl w:val="0"/>
+          <w:numId w:val="1"/>
+        </w:numPr>
+        <w:spacing w:after="80"/>
+      </w:pPr>
+      <w:r>
+        <w:rPr>
+          <w:b/>
+          <w:bCs/>
+        </w:rPr>
+        <w:t xml:space="preserve">NRW-linked sanitation revenue.</w:t>
+      </w:r>
+      <w:r>
+        <w:t xml:space="preserve"> The only intervention that crosses between sectors. The physical water recovered by the water NRW intervention returns to the sewer as wastewater the utility can charge for. Enter the wastewater return ratio, the sewer charge, and the collection rate. This intervention produces nothing unless </w:t>
+      </w:r>
+      <w:r>
+        <w:rPr>
+          <w:b/>
+          <w:bCs/>
+        </w:rPr>
+        <w:t xml:space="preserve">NRW reduction</w:t>
+      </w:r>
+      <w:r>
+        <w:t xml:space="preserve"> is also switched on in the water sector, because there would be no recovered water to charge for.</w:t>
+      </w:r>
+    </w:p>
+    <w:p>
+      <w:pPr>
+        <w:pStyle w:val="ListParagraph"/>
+        <w:numPr>
+          <w:ilvl w:val="0"/>
+          <w:numId w:val="1"/>
+        </w:numPr>
+        <w:spacing w:after="80"/>
+      </w:pPr>
+      <w:r>
+        <w:rPr>
+          <w:b/>
+          <w:bCs/>
+        </w:rPr>
+        <w:t xml:space="preserve">Tariff reform.</w:t>
+      </w:r>
+      <w:r>
+        <w:t xml:space="preserve"> Enter the start and target years, the volume billed at the start year, and the current and target sewer tariffs.</w:t>
+      </w:r>
+    </w:p>
+    <w:p>
+      <w:pPr>
+        <w:pStyle w:val="ListParagraph"/>
+        <w:numPr>
+          <w:ilvl w:val="0"/>
+          <w:numId w:val="1"/>
+        </w:numPr>
+        <w:spacing w:after="80"/>
+      </w:pPr>
+      <w:r>
+        <w:rPr>
+          <w:b/>
+          <w:bCs/>
+        </w:rPr>
+        <w:t xml:space="preserve">Microfinance.</w:t>
+      </w:r>
+      <w:r>
+        <w:t xml:space="preserve"> The same mechanism as water, with sanitation's own connection cost, loan terms, and grant pool.</w:t>
+      </w:r>
+    </w:p>
+    <w:p>
+      <w:pPr>
+        <w:pStyle w:val="Heading3"/>
+        <w:keepNext/>
+        <w:spacing w:after="130" w:before="260"/>
+      </w:pPr>
+      <w:r>
+        <w:t xml:space="preserve">2.4.3 Custom Interventions</w:t>
+      </w:r>
+    </w:p>
+    <w:p>
+      <w:pPr>
+        <w:spacing w:after="140" w:line="276"/>
+        <w:jc w:val="left"/>
+      </w:pPr>
+      <w:r>
+        <w:t xml:space="preserve">Interventions the tool does not provide can be added here. Click </w:t>
+      </w:r>
+      <w:r>
+        <w:rPr>
+          <w:b/>
+          <w:bCs/>
+        </w:rPr>
+        <w:t xml:space="preserve">+ Add Custom Intervention</w:t>
+      </w:r>
+      <w:r>
+        <w:t xml:space="preserve">, choose its sector, and tick its box to switch it on. Two types are supported:</w:t>
+      </w:r>
+    </w:p>
+    <w:p>
+      <w:pPr>
+        <w:pStyle w:val="ListParagraph"/>
+        <w:numPr>
+          <w:ilvl w:val="0"/>
+          <w:numId w:val="1"/>
+        </w:numPr>
+        <w:spacing w:after="80"/>
+      </w:pPr>
+      <w:r>
+        <w:rPr>
+          <w:b/>
+          <w:bCs/>
+        </w:rPr>
+        <w:t xml:space="preserve">New revenue source.</w:t>
+      </w:r>
+      <w:r>
+        <w:t xml:space="preserve"> Invest to produce an output whose net value funds new safely managed service. Enter the cost to implement, the time over which it is spent, and the output produced and its value.</w:t>
+      </w:r>
+    </w:p>
+    <w:p>
+      <w:pPr>
+        <w:pStyle w:val="ListParagraph"/>
+        <w:numPr>
+          <w:ilvl w:val="0"/>
+          <w:numId w:val="1"/>
+        </w:numPr>
+        <w:spacing w:after="80"/>
+      </w:pPr>
+      <w:r>
+        <w:rPr>
+          <w:b/>
+          <w:bCs/>
+        </w:rPr>
+        <w:t xml:space="preserve">Cost reduction.</w:t>
+      </w:r>
+      <w:r>
+        <w:t xml:space="preserve"> Lower the per-household service cost from a start year, either by a percentage or by a fixed amount.</w:t>
+      </w:r>
+    </w:p>
+    <w:p>
+      <w:pPr>
+        <w:spacing w:after="140" w:line="276"/>
+        <w:jc w:val="left"/>
+      </w:pPr>
+      <w:r>
+        <w:t xml:space="preserve">Custom interventions drive the calculation exactly as the built-in ones do. They appear on the charts as a single combined band rather than one band each, and they are not itemized in the contribution tables on the Results Dashboard.</w:t>
+      </w:r>
+    </w:p>
+    <w:p>
+      <w:pPr>
+        <w:pStyle w:val="Heading3"/>
+        <w:keepNext/>
+        <w:spacing w:after="130" w:before="260"/>
+      </w:pPr>
+      <w:r>
+        <w:t xml:space="preserve">2.4.4 How to navigate the graphs</w:t>
+      </w:r>
+    </w:p>
+    <w:p>
+      <w:pPr>
+        <w:spacing w:after="140" w:line="276"/>
+        <w:jc w:val="left"/>
+      </w:pPr>
+      <w:r>
+        <w:rPr>
+          <w:b/>
+          <w:bCs/>
+        </w:rPr>
+        <w:t xml:space="preserve">There are two graphs, not one.</w:t>
+      </w:r>
+      <w:r>
+        <w:t xml:space="preserve"> The first covers safely managed service and the second covers basic, because investment can be directed at either. They are built identically and each carries its own unit toggle and exports. Read them together: a split that moves households into basic shows a thinner safely-managed stack and a thicker basic one.</w:t>
+      </w:r>
+    </w:p>
+    <w:p>
+      <w:pPr>
+        <w:spacing w:after="140" w:line="276"/>
+        <w:jc w:val="left"/>
+      </w:pPr>
+      <w:r>
+        <w:rPr>
+          <w:b/>
+          <w:bCs/>
+        </w:rPr>
+        <w:t xml:space="preserve">How the output is produced.</w:t>
+      </w:r>
+      <w:r>
+        <w:t xml:space="preserve"> Each graph runs the calculation once with every intervention off, then once more for each intervention switched on, adding them one at a time. The households each run adds become that intervention's band.</w:t>
+      </w:r>
+    </w:p>
+    <w:p>
+      <w:pPr>
+        <w:spacing w:after="140" w:line="276"/>
+        <w:jc w:val="left"/>
+      </w:pPr>
+      <w:r>
+        <w:rPr>
+          <w:b/>
+          <w:bCs/>
+        </w:rPr>
+        <w:t xml:space="preserve">How to read it.</w:t>
+      </w:r>
+      <w:r>
+        <w:t xml:space="preserve"> The blue base is business-as-usual coverage at that graph's service level. Each colored band stacked on top is the extra households one enabled intervention delivers. The top of the stack is the full designed scenario. A written </w:t>
+      </w:r>
+      <w:r>
+        <w:rPr>
+          <w:b/>
+          <w:bCs/>
+        </w:rPr>
+        <w:t xml:space="preserve">Impact</w:t>
+      </w:r>
+      <w:r>
+        <w:t xml:space="preserve"> sentence above the chart states how many more households the enabled set serves by the final year and how far it cuts the cumulative financing gap.</w:t>
+      </w:r>
+    </w:p>
+    <w:p>
+      <w:pPr>
+        <w:spacing w:after="140" w:line="276"/>
+        <w:jc w:val="left"/>
+      </w:pPr>
+      <w:r>
+        <w:rPr>
+          <w:b/>
+          <w:bCs/>
+        </w:rPr>
+        <w:t xml:space="preserve">Choosing the units.</w:t>
+      </w:r>
+      <w:r>
+        <w:t xml:space="preserve"> The </w:t>
+      </w:r>
+      <w:r>
+        <w:rPr>
+          <w:b/>
+          <w:bCs/>
+        </w:rPr>
+        <w:t xml:space="preserve"># Households</w:t>
+      </w:r>
+      <w:r>
+        <w:t xml:space="preserve"> and </w:t>
+      </w:r>
+      <w:r>
+        <w:rPr>
+          <w:b/>
+          <w:bCs/>
+        </w:rPr>
+        <w:t xml:space="preserve">% of population</w:t>
+      </w:r>
+      <w:r>
+        <w:t xml:space="preserve"> buttons above the chart switch what the vertical axis measures. Households answers how many, and is the unit a program is planned in. Share of population answers how far, and is the unit a target is written in. Share mode divides the base, every band, and the ceiling by that year's total households, so the ceiling becomes a flat 100 percent line and the top of the stack reads directly against the target. Switch to share mode whenever the population is growing quickly, because coverage can rise in households while falling as a share.</w:t>
+      </w:r>
+    </w:p>
+    <w:p>
+      <w:pPr>
+        <w:spacing w:after="140" w:line="276"/>
+        <w:jc w:val="left"/>
+      </w:pPr>
+      <w:r>
+        <w:t xml:space="preserve">Two things to expect. An intervention that changes nothing draws no band, so a ticked box with no visible band usually means its parameters have been left at their defaults. And the band order follows the order of the list, which matters for how credit is shared: each intervention is measured on top of the ones above it.</w:t>
+      </w:r>
+    </w:p>
+    <w:p>
+      <w:pPr>
+        <w:spacing w:after="140" w:line="276"/>
+        <w:jc w:val="left"/>
+      </w:pPr>
+      <w:r>
+        <w:t xml:space="preserve">Export the chart with </w:t>
+      </w:r>
+      <w:r>
+        <w:rPr>
+          <w:b/>
+          <w:bCs/>
+        </w:rPr>
+        <w:t xml:space="preserve">⤓ PNG</w:t>
+      </w:r>
+      <w:r>
+        <w:t xml:space="preserve">, </w:t>
+      </w:r>
+      <w:r>
+        <w:rPr>
+          <w:b/>
+          <w:bCs/>
+        </w:rPr>
+        <w:t xml:space="preserve">⤓ JPG</w:t>
+      </w:r>
+      <w:r>
+        <w:t xml:space="preserve">, or </w:t>
+      </w:r>
+      <w:r>
+        <w:rPr>
+          <w:b/>
+          <w:bCs/>
+        </w:rPr>
+        <w:t xml:space="preserve">⤓ Excel</w:t>
+      </w:r>
+      <w:r>
+        <w:t xml:space="preserve">, and the whole scenario with the </w:t>
+      </w:r>
+      <w:r>
+        <w:rPr>
+          <w:b/>
+          <w:bCs/>
+        </w:rPr>
+        <w:t xml:space="preserve">📗 Excel</w:t>
+      </w:r>
+      <w:r>
+        <w:t xml:space="preserve"> and </w:t>
+      </w:r>
+      <w:r>
+        <w:rPr>
+          <w:b/>
+          <w:bCs/>
+        </w:rPr>
+        <w:t xml:space="preserve">📄 CSV</w:t>
+      </w:r>
+      <w:r>
+        <w:t xml:space="preserve"> buttons above it. The Excel export follows the unit currently on screen.</w:t>
+      </w:r>
+    </w:p>
+    <w:p>
+      <w:r>
+        <w:br w:type="page"/>
+      </w:r>
+    </w:p>
+    <w:p>
+      <w:pPr>
+        <w:pStyle w:val="Heading2"/>
+        <w:keepNext/>
+        <w:spacing w:after="130" w:before="260"/>
+      </w:pPr>
+      <w:r>
+        <w:t xml:space="preserve">2.5 Results dashboard</w:t>
+      </w:r>
+    </w:p>
+    <w:p>
+      <w:pPr>
+        <w:spacing w:after="140" w:line="276"/>
+        <w:jc w:val="left"/>
+      </w:pPr>
+      <w:r>
+        <w:t xml:space="preserve">The fourth tab compares the business-as-usual and intervention scenarios in one place. It is the tab to present from, and the only tab with no Guide panel.</w:t>
+      </w:r>
+    </w:p>
+    <w:p>
+      <w:pPr>
+        <w:spacing w:after="140" w:line="276"/>
+        <w:jc w:val="left"/>
+      </w:pPr>
+      <w:r>
+        <w:t xml:space="preserve">Nothing is entered here. Every number is produced from the inputs on the first three tabs. The checkboxes at the top let the mix of interventions be changed without going back to tab 3.</w:t>
+      </w:r>
+    </w:p>
+    <w:p>
+      <w:pPr>
+        <w:pStyle w:val="Heading3"/>
+        <w:keepNext/>
+        <w:spacing w:after="130" w:before="260"/>
+      </w:pPr>
+      <w:r>
+        <w:t xml:space="preserve">2.5.1 Interventions</w:t>
+      </w:r>
+    </w:p>
+    <w:p>
+      <w:pPr>
+        <w:spacing w:after="140" w:line="276"/>
+        <w:jc w:val="left"/>
+      </w:pPr>
+      <w:r>
+        <w:t xml:space="preserve">The pale panel under the heading holds two columns of checkboxes, one for water and one for sanitation. They switch interventions on and off for the charts and tables below.</w:t>
+      </w:r>
+    </w:p>
+    <w:p>
+      <w:pPr>
+        <w:spacing w:after="140" w:line="276"/>
+        <w:jc w:val="left"/>
+      </w:pPr>
+      <w:r>
+        <w:t xml:space="preserve">Parameters always persist. Switching an intervention off removes it from the charts and the tables but keeps everything entered on tab 3, so it can be switched straight back on.</w:t>
+      </w:r>
+    </w:p>
+    <w:p>
+      <w:pPr>
+        <w:spacing w:after="140" w:line="276"/>
+        <w:jc w:val="left"/>
+      </w:pPr>
+      <w:r>
+        <w:t xml:space="preserve">One caution. These checkboxes write to every area at once, while the same checkbox on tab 3 writes only to the area being edited. In urban and rural mode they mirror the urban settings, so the two tabs can legitimately disagree, and changing one here changes both areas.</w:t>
+      </w:r>
+    </w:p>
+    <w:p>
+      <w:pPr>
+        <w:pStyle w:val="Heading3"/>
+        <w:keepNext/>
+        <w:spacing w:after="130" w:before="260"/>
+      </w:pPr>
+      <w:r>
+        <w:t xml:space="preserve">2.5.2 Executive summary</w:t>
+      </w:r>
+    </w:p>
+    <w:p>
+      <w:pPr>
+        <w:spacing w:after="140" w:line="276"/>
+        <w:jc w:val="left"/>
+      </w:pPr>
+      <w:r>
+        <w:t xml:space="preserve">A small table gives the headline for both sectors: coverage now, coverage under BAU at the forecast end year, the target, and coverage with the interventions switched on. The four columns are color coded to match the charts below. Export it with </w:t>
+      </w:r>
+      <w:r>
+        <w:rPr>
+          <w:b/>
+          <w:bCs/>
+        </w:rPr>
+        <w:t xml:space="preserve">⤓ CSV</w:t>
+      </w:r>
+      <w:r>
+        <w:t xml:space="preserve"> or </w:t>
+      </w:r>
+      <w:r>
+        <w:rPr>
+          <w:b/>
+          <w:bCs/>
+        </w:rPr>
+        <w:t xml:space="preserve">⤓ Excel</w:t>
+      </w:r>
+      <w:r>
+        <w:t xml:space="preserve">.</w:t>
+      </w:r>
+    </w:p>
+    <w:p>
+      <w:pPr>
+        <w:spacing w:after="140" w:line="276"/>
+        <w:jc w:val="left"/>
+      </w:pPr>
+      <w:r>
+        <w:t xml:space="preserve">This table is usually the right thing to put on a first slide.</w:t>
+      </w:r>
+    </w:p>
+    <w:p>
+      <w:pPr>
+        <w:pStyle w:val="Heading3"/>
+        <w:keepNext/>
+        <w:spacing w:after="130" w:before="260"/>
+      </w:pPr>
+      <w:r>
+        <w:t xml:space="preserve">2.5.3 How to navigate the results</w:t>
+      </w:r>
+    </w:p>
+    <w:p>
+      <w:pPr>
+        <w:spacing w:after="140" w:line="276"/>
+        <w:jc w:val="left"/>
+      </w:pPr>
+      <w:r>
+        <w:t xml:space="preserve">The tab then repeats the same block for water supply and for sanitation. Each block opens with a written summary sentence, then two charts, then three tables.</w:t>
+      </w:r>
+    </w:p>
+    <w:p>
+      <w:pPr>
+        <w:spacing w:after="140" w:line="276"/>
+        <w:jc w:val="left"/>
+      </w:pPr>
+      <w:r>
+        <w:rPr>
+          <w:b/>
+          <w:bCs/>
+        </w:rPr>
+        <w:t xml:space="preserve">The coverage chart</w:t>
+      </w:r>
+      <w:r>
+        <w:t xml:space="preserve"> puts the BAU base at the bottom and stacks each intervention's added households on top, with the target and the total-households ceiling drawn as lines. Its subtitle states this. Read the height of a band to see what one intervention delivers, and read the top of the stack against the target line to see what the whole package achieves.</w:t>
+      </w:r>
+    </w:p>
+    <w:p>
+      <w:pPr>
+        <w:spacing w:after="140" w:line="276"/>
+        <w:jc w:val="left"/>
+      </w:pPr>
+      <w:r>
+        <w:rPr>
+          <w:b/>
+          <w:bCs/>
+        </w:rPr>
+        <w:t xml:space="preserve">The annual financing gap chart</w:t>
+      </w:r>
+      <w:r>
+        <w:t xml:space="preserve"> works the other way up. It stacks the gap each intervention removes, starting from zero. The space between the top of the stack and the dashed line is the gap that remains.</w:t>
+      </w:r>
+    </w:p>
+    <w:p>
+      <w:pPr>
+        <w:spacing w:after="140" w:line="276"/>
+        <w:jc w:val="left"/>
+      </w:pPr>
+      <w:r>
+        <w:t xml:space="preserve">The </w:t>
+      </w:r>
+      <w:r>
+        <w:rPr>
+          <w:b/>
+          <w:bCs/>
+        </w:rPr>
+        <w:t xml:space="preserve">Scope</w:t>
+      </w:r>
+      <w:r>
+        <w:t xml:space="preserve"> dropdown at the top switches all of it between Urban, Rural, and National. The </w:t>
+      </w:r>
+      <w:r>
+        <w:rPr>
+          <w:b/>
+          <w:bCs/>
+        </w:rPr>
+        <w:t xml:space="preserve"># Households</w:t>
+      </w:r>
+      <w:r>
+        <w:t xml:space="preserve"> and </w:t>
+      </w:r>
+      <w:r>
+        <w:rPr>
+          <w:b/>
+          <w:bCs/>
+        </w:rPr>
+        <w:t xml:space="preserve">% of population</w:t>
+      </w:r>
+      <w:r>
+        <w:t xml:space="preserve"> buttons switch the coverage chart's units.</w:t>
       </w:r>
     </w:p>
     <w:p>
@@ -4388,7 +4390,80 @@
           <w:sz w:val="19"/>
           <w:szCs w:val="19"/>
         </w:rPr>
-        <w:t xml:space="preserve">Figure 2.12. The tables below the charts.</w:t>
+        <w:t xml:space="preserve">Figure 2.12. The top of the Results Dashboard.</w:t>
+      </w:r>
+      <w:r>
+        <w:rPr>
+          <w:sz w:val="19"/>
+          <w:szCs w:val="19"/>
+        </w:rPr>
+        <w:t xml:space="preserve"> The Scope dropdown and the export buttons sit on the first row. The Interventions panel switches levers on and off without leaving the tab. The executive summary table gives the four headline numbers per sector, and the two charts below repeat them for water supply.</w:t>
+      </w:r>
+    </w:p>
+    <w:p>
+      <w:pPr>
+        <w:keepNext/>
+        <w:spacing w:after="60" w:before="140"/>
+        <w:jc w:val="center"/>
+      </w:pPr>
+      <w:r>
+        <w:drawing>
+          <wp:inline distT="0" distB="0" distL="0" distR="0">
+            <wp:extent cx="5943600" cy="3762375"/>
+            <wp:effectExtent t="0" r="0" b="0" l="0"/>
+            <wp:docPr id="1" name="" descr="" title=""/>
+            <wp:cNvGraphicFramePr>
+              <a:graphicFrameLocks xmlns:a="http://schemas.openxmlformats.org/drawingml/2006/main" noChangeAspect="1"/>
+            </wp:cNvGraphicFramePr>
+            <a:graphic xmlns:a="http://schemas.openxmlformats.org/drawingml/2006/main">
+              <a:graphicData uri="http://schemas.openxmlformats.org/drawingml/2006/picture">
+                <pic:pic xmlns:pic="http://schemas.openxmlformats.org/drawingml/2006/picture">
+                  <pic:nvPicPr>
+                    <pic:cNvPr id="0" name="" descr=""/>
+                    <pic:cNvPicPr>
+                      <a:picLocks noChangeAspect="1" noChangeArrowheads="1"/>
+                    </pic:cNvPicPr>
+                  </pic:nvPicPr>
+                  <pic:blipFill>
+                    <a:blip r:embed="rId20" cstate="none"/>
+                    <a:srcRect/>
+                    <a:stretch>
+                      <a:fillRect/>
+                    </a:stretch>
+                  </pic:blipFill>
+                  <pic:spPr bwMode="auto">
+                    <a:xfrm>
+                      <a:off x="0" y="0"/>
+                      <a:ext cx="5943600" cy="3762375"/>
+                    </a:xfrm>
+                    <a:prstGeom prst="rect">
+                      <a:avLst/>
+                    </a:prstGeom>
+                  </pic:spPr>
+                </pic:pic>
+              </a:graphicData>
+            </a:graphic>
+          </wp:inline>
+        </w:drawing>
+      </w:r>
+    </w:p>
+    <w:p>
+      <w:pPr>
+        <w:pBdr>
+          <w:left w:val="single" w:color="1F3864" w:sz="12" w:space="8"/>
+        </w:pBdr>
+        <w:spacing w:after="220" w:line="276"/>
+        <w:ind w:left="120"/>
+        <w:jc w:val="left"/>
+      </w:pPr>
+      <w:r>
+        <w:rPr>
+          <w:b/>
+          <w:bCs/>
+          <w:sz w:val="19"/>
+          <w:szCs w:val="19"/>
+        </w:rPr>
+        <w:t xml:space="preserve">Figure 2.13. The tables below the charts.</w:t>
       </w:r>
       <w:r>
         <w:rPr>

--- a/HOW_TO_USE.docx
+++ b/HOW_TO_USE.docx
@@ -1085,7 +1085,17 @@
         <w:jc w:val="left"/>
       </w:pPr>
       <w:r>
-        <w:t xml:space="preserve">The first tab collects everything the model needs before it can project anything. Work down the five numbered sections in order. Sections 1 and 2 apply to the whole analysis and are shared across areas. Sections 3 onward are specific to the area named in the </w:t>
+        <w:t xml:space="preserve">The first tab collects everything the model needs before it can project anything. Work down the five numbered sections in order. Sections 1 and 2 apply to the whole analysis and are shared across areas. The </w:t>
+      </w:r>
+      <w:r>
+        <w:rPr>
+          <w:b/>
+          <w:bCs/>
+        </w:rPr>
+        <w:t xml:space="preserve">Water Supply / Sanitation</w:t>
+      </w:r>
+      <w:r>
+        <w:t xml:space="preserve"> toggle sits between sections 4 and 5, because everything from the budget onward is entered one sector at a time. Sections 3 onward are specific to the area named in the </w:t>
       </w:r>
       <w:r>
         <w:rPr>
@@ -2418,7 +2428,26 @@
         <w:jc w:val="left"/>
       </w:pPr>
       <w:r>
-        <w:t xml:space="preserve">Two further controls sit beneath the budget table, one for water supply and one for sanitation. They are inputs rather than interventions, and they belong here because they drive the business-as-usual projection, not only the designed scenario.</w:t>
+        <w:t xml:space="preserve">A further control sits beneath the budget table. It is an input rather than an intervention, and it belongs here because it drives the business-as-usual projection, not only the designed scenario.</w:t>
+      </w:r>
+    </w:p>
+    <w:p>
+      <w:pPr>
+        <w:spacing w:after="140" w:line="276"/>
+        <w:jc w:val="left"/>
+      </w:pPr>
+      <w:r>
+        <w:t xml:space="preserve">The split is set per sector. The </w:t>
+      </w:r>
+      <w:r>
+        <w:rPr>
+          <w:b/>
+          <w:bCs/>
+        </w:rPr>
+        <w:t xml:space="preserve">Water Supply / Sanitation</w:t>
+      </w:r>
+      <w:r>
+        <w:t xml:space="preserve"> toggle directly above the budget section chooses which sector the control is editing, so switch sectors and set it twice.</w:t>
       </w:r>
     </w:p>
     <w:p>
@@ -2532,7 +2561,7 @@
       <w:r>
         <w:drawing>
           <wp:inline distT="0" distB="0" distL="0" distR="0">
-            <wp:extent cx="5943600" cy="3086100"/>
+            <wp:extent cx="5943600" cy="3133725"/>
             <wp:effectExtent t="0" r="0" b="0" l="0"/>
             <wp:docPr id="1" name="" descr="" title=""/>
             <wp:cNvGraphicFramePr>
@@ -2557,7 +2586,7 @@
                   <pic:spPr bwMode="auto">
                     <a:xfrm>
                       <a:off x="0" y="0"/>
-                      <a:ext cx="5943600" cy="3086100"/>
+                      <a:ext cx="5943600" cy="3133725"/>
                     </a:xfrm>
                     <a:prstGeom prst="rect">
                       <a:avLst/>
@@ -2593,7 +2622,7 @@
           <w:sz w:val="19"/>
           <w:szCs w:val="19"/>
         </w:rPr>
-        <w:t xml:space="preserve"> One control per sector. Each pair of percentage fields always totals 100, and the slider moves both at once. The default of 100 percent safely managed reproduces a model that only ever buys the top service level.</w:t>
+        <w:t xml:space="preserve"> The sector toggle sits above the budget section, so the control below it follows whichever sector is selected. The pair of percentage fields always totals 100, and the slider moves both at once. The default of 100 percent safely managed reproduces a model that only ever buys the top service level.</w:t>
       </w:r>
     </w:p>
     <w:p>

--- a/HOW_TO_USE.docx
+++ b/HOW_TO_USE.docx
@@ -2561,7 +2561,7 @@
       <w:r>
         <w:drawing>
           <wp:inline distT="0" distB="0" distL="0" distR="0">
-            <wp:extent cx="5943600" cy="3133725"/>
+            <wp:extent cx="5943600" cy="3171825"/>
             <wp:effectExtent t="0" r="0" b="0" l="0"/>
             <wp:docPr id="1" name="" descr="" title=""/>
             <wp:cNvGraphicFramePr>
@@ -2586,7 +2586,7 @@
                   <pic:spPr bwMode="auto">
                     <a:xfrm>
                       <a:off x="0" y="0"/>
-                      <a:ext cx="5943600" cy="3133725"/>
+                      <a:ext cx="5943600" cy="3171825"/>
                     </a:xfrm>
                     <a:prstGeom prst="rect">
                       <a:avLst/>

--- a/HOW_TO_USE.docx
+++ b/HOW_TO_USE.docx
@@ -898,7 +898,7 @@
         <w:jc w:val="left"/>
       </w:pPr>
       <w:r>
-        <w:t xml:space="preserve">The panel holds one collapsible card per form section. Click a card to expand it. Most cards carry a </w:t>
+        <w:t xml:space="preserve">The panel holds one collapsible card per form section. Click a card to expand it. Most cards recommend data sources under </w:t>
       </w:r>
       <w:r>
         <w:rPr>
@@ -908,17 +908,17 @@
         <w:t xml:space="preserve">How to find it</w:t>
       </w:r>
       <w:r>
-        <w:t xml:space="preserve"> list naming the datasets a user should go to, and a </w:t>
-      </w:r>
-      <w:r>
-        <w:rPr>
-          <w:b/>
-          <w:bCs/>
-        </w:rPr>
-        <w:t xml:space="preserve">Sources:</w:t>
-      </w:r>
-      <w:r>
-        <w:t xml:space="preserve"> line with links.</w:t>
+        <w:t xml:space="preserve">, with links under </w:t>
+      </w:r>
+      <w:r>
+        <w:rPr>
+          <w:b/>
+          <w:bCs/>
+        </w:rPr>
+        <w:t xml:space="preserve">Sources</w:t>
+      </w:r>
+      <w:r>
+        <w:t xml:space="preserve">.</w:t>
       </w:r>
     </w:p>
     <w:p>
@@ -2716,6 +2716,15 @@
         <w:jc w:val="left"/>
       </w:pPr>
       <w:r>
+        <w:t xml:space="preserve">The tool checks the shares for you. A table that does not total 100 percent turns its share cells red and raises a warning naming the table, because a mix summing to less than 100 percent understates the unit cost and so overstates how many households the budget reaches. Fix the shares before reading any result.</w:t>
+      </w:r>
+    </w:p>
+    <w:p>
+      <w:pPr>
+        <w:spacing w:after="140" w:line="276"/>
+        <w:jc w:val="left"/>
+      </w:pPr>
+      <w:r>
         <w:t xml:space="preserve">The two sectors behave differently, and the difference confuses new users:</w:t>
       </w:r>
     </w:p>
